--- a/Qgenie Docs.docx
+++ b/Qgenie Docs.docx
@@ -880,13 +880,15 @@
                                     <w:rPr>
                                       <w:sz w:val="18"/>
                                       <w:szCs w:val="18"/>
-                                      <w:lang w:val="en-US"/>
-                                    </w:rPr>
-                                  </w:pPr>
-                                  <w:r>
-                                    <w:rPr>
-                                      <w:sz w:val="18"/>
-                                      <w:szCs w:val="18"/>
+                                      <w:highlight w:val="green"/>
+                                      <w:lang w:val="en-US"/>
+                                    </w:rPr>
+                                  </w:pPr>
+                                  <w:r>
+                                    <w:rPr>
+                                      <w:sz w:val="18"/>
+                                      <w:szCs w:val="18"/>
+                                      <w:highlight w:val="green"/>
                                       <w:lang w:val="en-US"/>
                                     </w:rPr>
                                     <w:t>teacher</w:t>
@@ -895,6 +897,7 @@
                                     <w:rPr>
                                       <w:sz w:val="18"/>
                                       <w:szCs w:val="18"/>
+                                      <w:highlight w:val="green"/>
                                       <w:lang w:val="en-US"/>
                                     </w:rPr>
                                     <w:t>/signup</w:t>
@@ -935,7 +938,6 @@
                                       <w:lang w:val="en-US"/>
                                     </w:rPr>
                                   </w:pPr>
-                                  <w:proofErr w:type="spellStart"/>
                                   <w:r>
                                     <w:rPr>
                                       <w:sz w:val="18"/>
@@ -952,7 +954,6 @@
                                     </w:rPr>
                                     <w:t>.jsx</w:t>
                                   </w:r>
-                                  <w:proofErr w:type="spellEnd"/>
                                 </w:p>
                               </w:tc>
                               <w:tc>
@@ -1025,18 +1026,8 @@
                                       <w:szCs w:val="18"/>
                                       <w:lang w:val="en-US"/>
                                     </w:rPr>
-                                    <w:t>/</w:t>
-                                  </w:r>
-                                  <w:proofErr w:type="spellStart"/>
-                                  <w:r>
-                                    <w:rPr>
-                                      <w:sz w:val="18"/>
-                                      <w:szCs w:val="18"/>
-                                      <w:lang w:val="en-US"/>
-                                    </w:rPr>
-                                    <w:t>editProfile</w:t>
-                                  </w:r>
-                                  <w:proofErr w:type="spellEnd"/>
+                                    <w:t>/editProfile</w:t>
+                                  </w:r>
                                 </w:p>
                               </w:tc>
                               <w:tc>
@@ -1120,13 +1111,15 @@
                                     <w:rPr>
                                       <w:sz w:val="18"/>
                                       <w:szCs w:val="18"/>
-                                      <w:lang w:val="en-US"/>
-                                    </w:rPr>
-                                  </w:pPr>
-                                  <w:r>
-                                    <w:rPr>
-                                      <w:sz w:val="18"/>
-                                      <w:szCs w:val="18"/>
+                                      <w:highlight w:val="green"/>
+                                      <w:lang w:val="en-US"/>
+                                    </w:rPr>
+                                  </w:pPr>
+                                  <w:r>
+                                    <w:rPr>
+                                      <w:sz w:val="18"/>
+                                      <w:szCs w:val="18"/>
+                                      <w:highlight w:val="green"/>
                                       <w:lang w:val="en-US"/>
                                     </w:rPr>
                                     <w:t>teacher</w:t>
@@ -1135,20 +1128,11 @@
                                     <w:rPr>
                                       <w:sz w:val="18"/>
                                       <w:szCs w:val="18"/>
-                                      <w:lang w:val="en-US"/>
-                                    </w:rPr>
-                                    <w:t>/</w:t>
-                                  </w:r>
-                                  <w:proofErr w:type="spellStart"/>
-                                  <w:r>
-                                    <w:rPr>
-                                      <w:sz w:val="18"/>
-                                      <w:szCs w:val="18"/>
-                                      <w:lang w:val="en-US"/>
-                                    </w:rPr>
-                                    <w:t>confirmAccess</w:t>
-                                  </w:r>
-                                  <w:proofErr w:type="spellEnd"/>
+                                      <w:highlight w:val="green"/>
+                                      <w:lang w:val="en-US"/>
+                                    </w:rPr>
+                                    <w:t>/confirmAccess</w:t>
+                                  </w:r>
                                 </w:p>
                               </w:tc>
                               <w:tc>
@@ -1207,18 +1191,8 @@
                                       <w:szCs w:val="18"/>
                                       <w:lang w:val="en-US"/>
                                     </w:rPr>
-                                    <w:t xml:space="preserve">Forget </w:t>
-                                  </w:r>
-                                  <w:proofErr w:type="spellStart"/>
-                                  <w:r>
-                                    <w:rPr>
-                                      <w:sz w:val="18"/>
-                                      <w:szCs w:val="18"/>
-                                      <w:lang w:val="en-US"/>
-                                    </w:rPr>
-                                    <w:t>Password.jsx</w:t>
-                                  </w:r>
-                                  <w:proofErr w:type="spellEnd"/>
+                                    <w:t>Forget Password.jsx</w:t>
+                                  </w:r>
                                 </w:p>
                               </w:tc>
                               <w:tc>
@@ -1274,13 +1248,15 @@
                                     <w:rPr>
                                       <w:sz w:val="18"/>
                                       <w:szCs w:val="18"/>
-                                      <w:lang w:val="en-US"/>
-                                    </w:rPr>
-                                  </w:pPr>
-                                  <w:r>
-                                    <w:rPr>
-                                      <w:sz w:val="18"/>
-                                      <w:szCs w:val="18"/>
+                                      <w:highlight w:val="green"/>
+                                      <w:lang w:val="en-US"/>
+                                    </w:rPr>
+                                  </w:pPr>
+                                  <w:r>
+                                    <w:rPr>
+                                      <w:sz w:val="18"/>
+                                      <w:szCs w:val="18"/>
+                                      <w:highlight w:val="green"/>
                                       <w:lang w:val="en-US"/>
                                     </w:rPr>
                                     <w:t>teacher</w:t>
@@ -1289,20 +1265,11 @@
                                     <w:rPr>
                                       <w:sz w:val="18"/>
                                       <w:szCs w:val="18"/>
-                                      <w:lang w:val="en-US"/>
-                                    </w:rPr>
-                                    <w:t>/</w:t>
-                                  </w:r>
-                                  <w:proofErr w:type="spellStart"/>
-                                  <w:r>
-                                    <w:rPr>
-                                      <w:sz w:val="18"/>
-                                      <w:szCs w:val="18"/>
-                                      <w:lang w:val="en-US"/>
-                                    </w:rPr>
-                                    <w:t>resetPassword</w:t>
-                                  </w:r>
-                                  <w:proofErr w:type="spellEnd"/>
+                                      <w:highlight w:val="green"/>
+                                      <w:lang w:val="en-US"/>
+                                    </w:rPr>
+                                    <w:t>/resetPassword</w:t>
+                                  </w:r>
                                 </w:p>
                               </w:tc>
                               <w:tc>
@@ -1345,18 +1312,8 @@
                                       <w:szCs w:val="18"/>
                                       <w:lang w:val="en-US"/>
                                     </w:rPr>
-                                    <w:t xml:space="preserve">Forget </w:t>
-                                  </w:r>
-                                  <w:proofErr w:type="spellStart"/>
-                                  <w:r>
-                                    <w:rPr>
-                                      <w:sz w:val="18"/>
-                                      <w:szCs w:val="18"/>
-                                      <w:lang w:val="en-US"/>
-                                    </w:rPr>
-                                    <w:t>Password.jsx</w:t>
-                                  </w:r>
-                                  <w:proofErr w:type="spellEnd"/>
+                                    <w:t>Forget Password.jsx</w:t>
+                                  </w:r>
                                 </w:p>
                               </w:tc>
                               <w:tc>
@@ -1412,13 +1369,15 @@
                                     <w:rPr>
                                       <w:sz w:val="18"/>
                                       <w:szCs w:val="18"/>
-                                      <w:lang w:val="en-US"/>
-                                    </w:rPr>
-                                  </w:pPr>
-                                  <w:r>
-                                    <w:rPr>
-                                      <w:sz w:val="18"/>
-                                      <w:szCs w:val="18"/>
+                                      <w:highlight w:val="green"/>
+                                      <w:lang w:val="en-US"/>
+                                    </w:rPr>
+                                  </w:pPr>
+                                  <w:r>
+                                    <w:rPr>
+                                      <w:sz w:val="18"/>
+                                      <w:szCs w:val="18"/>
+                                      <w:highlight w:val="green"/>
                                       <w:lang w:val="en-US"/>
                                     </w:rPr>
                                     <w:t>teacher</w:t>
@@ -1427,6 +1386,7 @@
                                     <w:rPr>
                                       <w:sz w:val="18"/>
                                       <w:szCs w:val="18"/>
+                                      <w:highlight w:val="green"/>
                                       <w:lang w:val="en-US"/>
                                     </w:rPr>
                                     <w:t>/login</w:t>
@@ -1467,7 +1427,6 @@
                                       <w:lang w:val="en-US"/>
                                     </w:rPr>
                                   </w:pPr>
-                                  <w:proofErr w:type="spellStart"/>
                                   <w:r>
                                     <w:rPr>
                                       <w:sz w:val="18"/>
@@ -1484,7 +1443,6 @@
                                     </w:rPr>
                                     <w:t>.jsx</w:t>
                                   </w:r>
-                                  <w:proofErr w:type="spellEnd"/>
                                 </w:p>
                               </w:tc>
                               <w:tc>
@@ -1540,13 +1498,15 @@
                                     <w:rPr>
                                       <w:sz w:val="18"/>
                                       <w:szCs w:val="18"/>
-                                      <w:lang w:val="en-US"/>
-                                    </w:rPr>
-                                  </w:pPr>
-                                  <w:r>
-                                    <w:rPr>
-                                      <w:sz w:val="18"/>
-                                      <w:szCs w:val="18"/>
+                                      <w:highlight w:val="green"/>
+                                      <w:lang w:val="en-US"/>
+                                    </w:rPr>
+                                  </w:pPr>
+                                  <w:r>
+                                    <w:rPr>
+                                      <w:sz w:val="18"/>
+                                      <w:szCs w:val="18"/>
+                                      <w:highlight w:val="green"/>
                                       <w:lang w:val="en-US"/>
                                     </w:rPr>
                                     <w:t>teacher</w:t>
@@ -1555,6 +1515,7 @@
                                     <w:rPr>
                                       <w:sz w:val="18"/>
                                       <w:szCs w:val="18"/>
+                                      <w:highlight w:val="green"/>
                                       <w:lang w:val="en-US"/>
                                     </w:rPr>
                                     <w:t>/logout</w:t>
@@ -1595,7 +1556,6 @@
                                       <w:lang w:val="en-US"/>
                                     </w:rPr>
                                   </w:pPr>
-                                  <w:proofErr w:type="spellStart"/>
                                   <w:r>
                                     <w:rPr>
                                       <w:sz w:val="18"/>
@@ -1604,7 +1564,6 @@
                                     </w:rPr>
                                     <w:t>Sidebar.jsx</w:t>
                                   </w:r>
-                                  <w:proofErr w:type="spellEnd"/>
                                 </w:p>
                               </w:tc>
                               <w:tc>
@@ -1693,6 +1652,7 @@
                                     <w:rPr>
                                       <w:sz w:val="18"/>
                                       <w:szCs w:val="18"/>
+                                      <w:highlight w:val="green"/>
                                       <w:lang w:val="en-US"/>
                                     </w:rPr>
                                     <w:t>student/signup</w:t>
@@ -1733,7 +1693,6 @@
                                       <w:lang w:val="en-US"/>
                                     </w:rPr>
                                   </w:pPr>
-                                  <w:proofErr w:type="spellStart"/>
                                   <w:r>
                                     <w:rPr>
                                       <w:sz w:val="18"/>
@@ -1750,7 +1709,6 @@
                                     </w:rPr>
                                     <w:t>.jsx</w:t>
                                   </w:r>
-                                  <w:proofErr w:type="spellEnd"/>
                                 </w:p>
                               </w:tc>
                               <w:tc>
@@ -1815,18 +1773,8 @@
                                       <w:szCs w:val="18"/>
                                       <w:lang w:val="en-US"/>
                                     </w:rPr>
-                                    <w:t>student/</w:t>
-                                  </w:r>
-                                  <w:proofErr w:type="spellStart"/>
-                                  <w:r>
-                                    <w:rPr>
-                                      <w:sz w:val="18"/>
-                                      <w:szCs w:val="18"/>
-                                      <w:lang w:val="en-US"/>
-                                    </w:rPr>
-                                    <w:t>editProfile</w:t>
-                                  </w:r>
-                                  <w:proofErr w:type="spellEnd"/>
+                                    <w:t>student/editProfile</w:t>
+                                  </w:r>
                                 </w:p>
                               </w:tc>
                               <w:tc>
@@ -1910,27 +1858,19 @@
                                     <w:rPr>
                                       <w:sz w:val="18"/>
                                       <w:szCs w:val="18"/>
-                                      <w:lang w:val="en-US"/>
-                                    </w:rPr>
-                                  </w:pPr>
-                                  <w:r>
-                                    <w:rPr>
-                                      <w:sz w:val="18"/>
-                                      <w:szCs w:val="18"/>
-                                      <w:lang w:val="en-US"/>
-                                    </w:rPr>
-                                    <w:t>student/</w:t>
-                                  </w:r>
-                                  <w:proofErr w:type="spellStart"/>
-                                  <w:r>
-                                    <w:rPr>
-                                      <w:sz w:val="18"/>
-                                      <w:szCs w:val="18"/>
-                                      <w:lang w:val="en-US"/>
-                                    </w:rPr>
-                                    <w:t>confirmAccess</w:t>
-                                  </w:r>
-                                  <w:proofErr w:type="spellEnd"/>
+                                      <w:highlight w:val="green"/>
+                                      <w:lang w:val="en-US"/>
+                                    </w:rPr>
+                                  </w:pPr>
+                                  <w:r>
+                                    <w:rPr>
+                                      <w:sz w:val="18"/>
+                                      <w:szCs w:val="18"/>
+                                      <w:highlight w:val="green"/>
+                                      <w:lang w:val="en-US"/>
+                                    </w:rPr>
+                                    <w:t>student/confirmAccess</w:t>
+                                  </w:r>
                                 </w:p>
                               </w:tc>
                               <w:tc>
@@ -1973,18 +1913,8 @@
                                       <w:szCs w:val="18"/>
                                       <w:lang w:val="en-US"/>
                                     </w:rPr>
-                                    <w:t xml:space="preserve">Forget </w:t>
-                                  </w:r>
-                                  <w:proofErr w:type="spellStart"/>
-                                  <w:r>
-                                    <w:rPr>
-                                      <w:sz w:val="18"/>
-                                      <w:szCs w:val="18"/>
-                                      <w:lang w:val="en-US"/>
-                                    </w:rPr>
-                                    <w:t>Password.jsx</w:t>
-                                  </w:r>
-                                  <w:proofErr w:type="spellEnd"/>
+                                    <w:t>Forget Password.jsx</w:t>
+                                  </w:r>
                                 </w:p>
                               </w:tc>
                               <w:tc>
@@ -2040,27 +1970,19 @@
                                     <w:rPr>
                                       <w:sz w:val="18"/>
                                       <w:szCs w:val="18"/>
-                                      <w:lang w:val="en-US"/>
-                                    </w:rPr>
-                                  </w:pPr>
-                                  <w:r>
-                                    <w:rPr>
-                                      <w:sz w:val="18"/>
-                                      <w:szCs w:val="18"/>
-                                      <w:lang w:val="en-US"/>
-                                    </w:rPr>
-                                    <w:t>student/</w:t>
-                                  </w:r>
-                                  <w:proofErr w:type="spellStart"/>
-                                  <w:r>
-                                    <w:rPr>
-                                      <w:sz w:val="18"/>
-                                      <w:szCs w:val="18"/>
-                                      <w:lang w:val="en-US"/>
-                                    </w:rPr>
-                                    <w:t>resetPassword</w:t>
-                                  </w:r>
-                                  <w:proofErr w:type="spellEnd"/>
+                                      <w:highlight w:val="green"/>
+                                      <w:lang w:val="en-US"/>
+                                    </w:rPr>
+                                  </w:pPr>
+                                  <w:r>
+                                    <w:rPr>
+                                      <w:sz w:val="18"/>
+                                      <w:szCs w:val="18"/>
+                                      <w:highlight w:val="green"/>
+                                      <w:lang w:val="en-US"/>
+                                    </w:rPr>
+                                    <w:t>student/resetPassword</w:t>
+                                  </w:r>
                                 </w:p>
                               </w:tc>
                               <w:tc>
@@ -2103,18 +2025,8 @@
                                       <w:szCs w:val="18"/>
                                       <w:lang w:val="en-US"/>
                                     </w:rPr>
-                                    <w:t xml:space="preserve">Forget </w:t>
-                                  </w:r>
-                                  <w:proofErr w:type="spellStart"/>
-                                  <w:r>
-                                    <w:rPr>
-                                      <w:sz w:val="18"/>
-                                      <w:szCs w:val="18"/>
-                                      <w:lang w:val="en-US"/>
-                                    </w:rPr>
-                                    <w:t>Password.jsx</w:t>
-                                  </w:r>
-                                  <w:proofErr w:type="spellEnd"/>
+                                    <w:t>Forget Password.jsx</w:t>
+                                  </w:r>
                                 </w:p>
                               </w:tc>
                               <w:tc>
@@ -2170,13 +2082,15 @@
                                     <w:rPr>
                                       <w:sz w:val="18"/>
                                       <w:szCs w:val="18"/>
-                                      <w:lang w:val="en-US"/>
-                                    </w:rPr>
-                                  </w:pPr>
-                                  <w:r>
-                                    <w:rPr>
-                                      <w:sz w:val="18"/>
-                                      <w:szCs w:val="18"/>
+                                      <w:highlight w:val="green"/>
+                                      <w:lang w:val="en-US"/>
+                                    </w:rPr>
+                                  </w:pPr>
+                                  <w:r>
+                                    <w:rPr>
+                                      <w:sz w:val="18"/>
+                                      <w:szCs w:val="18"/>
+                                      <w:highlight w:val="green"/>
                                       <w:lang w:val="en-US"/>
                                     </w:rPr>
                                     <w:t>student/login</w:t>
@@ -2217,7 +2131,6 @@
                                       <w:lang w:val="en-US"/>
                                     </w:rPr>
                                   </w:pPr>
-                                  <w:proofErr w:type="spellStart"/>
                                   <w:r>
                                     <w:rPr>
                                       <w:sz w:val="18"/>
@@ -2234,7 +2147,6 @@
                                     </w:rPr>
                                     <w:t>.jsx</w:t>
                                   </w:r>
-                                  <w:proofErr w:type="spellEnd"/>
                                   <w:r>
                                     <w:rPr>
                                       <w:sz w:val="18"/>
@@ -2298,13 +2210,15 @@
                                     <w:rPr>
                                       <w:sz w:val="18"/>
                                       <w:szCs w:val="18"/>
-                                      <w:lang w:val="en-US"/>
-                                    </w:rPr>
-                                  </w:pPr>
-                                  <w:r>
-                                    <w:rPr>
-                                      <w:sz w:val="18"/>
-                                      <w:szCs w:val="18"/>
+                                      <w:highlight w:val="green"/>
+                                      <w:lang w:val="en-US"/>
+                                    </w:rPr>
+                                  </w:pPr>
+                                  <w:r>
+                                    <w:rPr>
+                                      <w:sz w:val="18"/>
+                                      <w:szCs w:val="18"/>
+                                      <w:highlight w:val="green"/>
                                       <w:lang w:val="en-US"/>
                                     </w:rPr>
                                     <w:t>student/logout</w:t>
@@ -2345,7 +2259,6 @@
                                       <w:lang w:val="en-US"/>
                                     </w:rPr>
                                   </w:pPr>
-                                  <w:proofErr w:type="spellStart"/>
                                   <w:r>
                                     <w:rPr>
                                       <w:sz w:val="18"/>
@@ -2354,7 +2267,6 @@
                                     </w:rPr>
                                     <w:t>Sidebar.jsx</w:t>
                                   </w:r>
-                                  <w:proofErr w:type="spellEnd"/>
                                 </w:p>
                               </w:tc>
                               <w:tc>
@@ -2436,13 +2348,15 @@
                                     <w:rPr>
                                       <w:sz w:val="18"/>
                                       <w:szCs w:val="18"/>
-                                      <w:lang w:val="en-US"/>
-                                    </w:rPr>
-                                  </w:pPr>
-                                  <w:r>
-                                    <w:rPr>
-                                      <w:sz w:val="18"/>
-                                      <w:szCs w:val="18"/>
+                                      <w:highlight w:val="green"/>
+                                      <w:lang w:val="en-US"/>
+                                    </w:rPr>
+                                  </w:pPr>
+                                  <w:r>
+                                    <w:rPr>
+                                      <w:sz w:val="18"/>
+                                      <w:szCs w:val="18"/>
+                                      <w:highlight w:val="green"/>
                                       <w:lang w:val="en-US"/>
                                     </w:rPr>
                                     <w:t>template/create</w:t>
@@ -2489,18 +2403,8 @@
                                       <w:szCs w:val="18"/>
                                       <w:lang w:val="en-US"/>
                                     </w:rPr>
-                                    <w:t xml:space="preserve">Template &gt; Create &gt; </w:t>
-                                  </w:r>
-                                  <w:proofErr w:type="spellStart"/>
-                                  <w:r>
-                                    <w:rPr>
-                                      <w:sz w:val="18"/>
-                                      <w:szCs w:val="18"/>
-                                      <w:lang w:val="en-US"/>
-                                    </w:rPr>
-                                    <w:t>index.jsx</w:t>
-                                  </w:r>
-                                  <w:proofErr w:type="spellEnd"/>
+                                    <w:t>Template &gt; Create &gt; index.jsx</w:t>
+                                  </w:r>
                                 </w:p>
                               </w:tc>
                               <w:tc>
@@ -2556,13 +2460,15 @@
                                     <w:rPr>
                                       <w:sz w:val="18"/>
                                       <w:szCs w:val="18"/>
-                                      <w:lang w:val="en-US"/>
-                                    </w:rPr>
-                                  </w:pPr>
-                                  <w:r>
-                                    <w:rPr>
-                                      <w:sz w:val="18"/>
-                                      <w:szCs w:val="18"/>
+                                      <w:highlight w:val="green"/>
+                                      <w:lang w:val="en-US"/>
+                                    </w:rPr>
+                                  </w:pPr>
+                                  <w:r>
+                                    <w:rPr>
+                                      <w:sz w:val="18"/>
+                                      <w:szCs w:val="18"/>
+                                      <w:highlight w:val="green"/>
                                       <w:lang w:val="en-US"/>
                                     </w:rPr>
                                     <w:t>template/edit/:id</w:t>
@@ -2609,18 +2515,8 @@
                                       <w:szCs w:val="18"/>
                                       <w:lang w:val="en-US"/>
                                     </w:rPr>
-                                    <w:t xml:space="preserve">Template &gt; Create &gt; </w:t>
-                                  </w:r>
-                                  <w:proofErr w:type="spellStart"/>
-                                  <w:r>
-                                    <w:rPr>
-                                      <w:sz w:val="18"/>
-                                      <w:szCs w:val="18"/>
-                                      <w:lang w:val="en-US"/>
-                                    </w:rPr>
-                                    <w:t>index.jsx</w:t>
-                                  </w:r>
-                                  <w:proofErr w:type="spellEnd"/>
+                                    <w:t>Template &gt; Create &gt; index.jsx</w:t>
+                                  </w:r>
                                 </w:p>
                               </w:tc>
                               <w:tc>
@@ -2685,18 +2581,8 @@
                                       <w:szCs w:val="18"/>
                                       <w:lang w:val="en-US"/>
                                     </w:rPr>
-                                    <w:t>template/</w:t>
-                                  </w:r>
-                                  <w:proofErr w:type="spellStart"/>
-                                  <w:r>
-                                    <w:rPr>
-                                      <w:sz w:val="18"/>
-                                      <w:szCs w:val="18"/>
-                                      <w:lang w:val="en-US"/>
-                                    </w:rPr>
-                                    <w:t>getAll</w:t>
-                                  </w:r>
-                                  <w:proofErr w:type="spellEnd"/>
+                                    <w:t>template/getAll</w:t>
+                                  </w:r>
                                 </w:p>
                               </w:tc>
                               <w:tc>
@@ -2785,42 +2671,18 @@
                                     <w:rPr>
                                       <w:sz w:val="18"/>
                                       <w:szCs w:val="18"/>
-                                      <w:lang w:val="en-US"/>
-                                    </w:rPr>
-                                  </w:pPr>
-                                  <w:r>
-                                    <w:rPr>
-                                      <w:sz w:val="18"/>
-                                      <w:szCs w:val="18"/>
-                                      <w:lang w:val="en-US"/>
-                                    </w:rPr>
-                                    <w:t>template/</w:t>
-                                  </w:r>
-                                  <w:proofErr w:type="spellStart"/>
-                                  <w:r>
-                                    <w:rPr>
-                                      <w:sz w:val="18"/>
-                                      <w:szCs w:val="18"/>
-                                      <w:lang w:val="en-US"/>
-                                    </w:rPr>
-                                    <w:t>get</w:t>
-                                  </w:r>
-                                  <w:r>
-                                    <w:rPr>
-                                      <w:sz w:val="18"/>
-                                      <w:szCs w:val="18"/>
-                                      <w:lang w:val="en-US"/>
-                                    </w:rPr>
-                                    <w:t>Teacher</w:t>
-                                  </w:r>
-                                  <w:proofErr w:type="spellEnd"/>
-                                  <w:r>
-                                    <w:rPr>
-                                      <w:sz w:val="18"/>
-                                      <w:szCs w:val="18"/>
-                                      <w:lang w:val="en-US"/>
-                                    </w:rPr>
-                                    <w:t>/:username</w:t>
+                                      <w:highlight w:val="green"/>
+                                      <w:lang w:val="en-US"/>
+                                    </w:rPr>
+                                  </w:pPr>
+                                  <w:r>
+                                    <w:rPr>
+                                      <w:sz w:val="18"/>
+                                      <w:szCs w:val="18"/>
+                                      <w:highlight w:val="green"/>
+                                      <w:lang w:val="en-US"/>
+                                    </w:rPr>
+                                    <w:t>template/getTeacher/:username</w:t>
                                   </w:r>
                                 </w:p>
                               </w:tc>
@@ -2889,18 +2751,8 @@
                                       <w:szCs w:val="18"/>
                                       <w:lang w:val="en-US"/>
                                     </w:rPr>
-                                    <w:t xml:space="preserve">Template &gt; </w:t>
-                                  </w:r>
-                                  <w:proofErr w:type="spellStart"/>
-                                  <w:r>
-                                    <w:rPr>
-                                      <w:sz w:val="18"/>
-                                      <w:szCs w:val="18"/>
-                                      <w:lang w:val="en-US"/>
-                                    </w:rPr>
-                                    <w:t>index.jsx</w:t>
-                                  </w:r>
-                                  <w:proofErr w:type="spellEnd"/>
+                                    <w:t>Template &gt; index.jsx</w:t>
+                                  </w:r>
                                 </w:p>
                               </w:tc>
                               <w:tc>
@@ -2961,6 +2813,7 @@
                                     <w:rPr>
                                       <w:sz w:val="18"/>
                                       <w:szCs w:val="18"/>
+                                      <w:highlight w:val="green"/>
                                       <w:lang w:val="en-US"/>
                                     </w:rPr>
                                   </w:pPr>
@@ -3061,13 +2914,15 @@
                                     <w:rPr>
                                       <w:sz w:val="18"/>
                                       <w:szCs w:val="18"/>
-                                      <w:lang w:val="en-US"/>
-                                    </w:rPr>
-                                  </w:pPr>
-                                  <w:r>
-                                    <w:rPr>
-                                      <w:sz w:val="18"/>
-                                      <w:szCs w:val="18"/>
+                                      <w:highlight w:val="green"/>
+                                      <w:lang w:val="en-US"/>
+                                    </w:rPr>
+                                  </w:pPr>
+                                  <w:r>
+                                    <w:rPr>
+                                      <w:sz w:val="18"/>
+                                      <w:szCs w:val="18"/>
+                                      <w:highlight w:val="green"/>
                                       <w:lang w:val="en-US"/>
                                     </w:rPr>
                                     <w:t>template/get/:id</w:t>
@@ -3109,23 +2964,13 @@
                                       <w:lang w:val="en-US"/>
                                     </w:rPr>
                                   </w:pPr>
-                                  <w:proofErr w:type="spellStart"/>
-                                  <w:r>
-                                    <w:rPr>
-                                      <w:sz w:val="18"/>
-                                      <w:szCs w:val="18"/>
-                                      <w:lang w:val="en-US"/>
-                                    </w:rPr>
-                                    <w:t>ViewTemplate.jsx</w:t>
-                                  </w:r>
-                                  <w:proofErr w:type="spellEnd"/>
-                                  <w:r>
-                                    <w:rPr>
-                                      <w:sz w:val="18"/>
-                                      <w:szCs w:val="18"/>
-                                      <w:lang w:val="en-US"/>
-                                    </w:rPr>
-                                    <w:t>(Components)</w:t>
+                                  <w:r>
+                                    <w:rPr>
+                                      <w:sz w:val="18"/>
+                                      <w:szCs w:val="18"/>
+                                      <w:lang w:val="en-US"/>
+                                    </w:rPr>
+                                    <w:t>ViewTemplate.jsx(Components)</w:t>
                                   </w:r>
                                 </w:p>
                               </w:tc>
@@ -3187,6 +3032,7 @@
                                     <w:rPr>
                                       <w:sz w:val="18"/>
                                       <w:szCs w:val="18"/>
+                                      <w:highlight w:val="green"/>
                                       <w:lang w:val="en-US"/>
                                     </w:rPr>
                                   </w:pPr>
@@ -3282,13 +3128,15 @@
                                     <w:rPr>
                                       <w:sz w:val="18"/>
                                       <w:szCs w:val="18"/>
-                                      <w:lang w:val="en-US"/>
-                                    </w:rPr>
-                                  </w:pPr>
-                                  <w:r>
-                                    <w:rPr>
-                                      <w:sz w:val="18"/>
-                                      <w:szCs w:val="18"/>
+                                      <w:highlight w:val="green"/>
+                                      <w:lang w:val="en-US"/>
+                                    </w:rPr>
+                                  </w:pPr>
+                                  <w:r>
+                                    <w:rPr>
+                                      <w:sz w:val="18"/>
+                                      <w:szCs w:val="18"/>
+                                      <w:highlight w:val="green"/>
                                       <w:lang w:val="en-US"/>
                                     </w:rPr>
                                     <w:t>template/delete/:id</w:t>
@@ -3335,18 +3183,8 @@
                                       <w:szCs w:val="18"/>
                                       <w:lang w:val="en-US"/>
                                     </w:rPr>
-                                    <w:t xml:space="preserve">Template &gt; </w:t>
-                                  </w:r>
-                                  <w:proofErr w:type="spellStart"/>
-                                  <w:r>
-                                    <w:rPr>
-                                      <w:sz w:val="18"/>
-                                      <w:szCs w:val="18"/>
-                                      <w:lang w:val="en-US"/>
-                                    </w:rPr>
-                                    <w:t>index.jsx</w:t>
-                                  </w:r>
-                                  <w:proofErr w:type="spellEnd"/>
+                                    <w:t>Template &gt; index.jsx</w:t>
+                                  </w:r>
                                 </w:p>
                               </w:tc>
                               <w:tc>
@@ -3428,13 +3266,15 @@
                                     <w:rPr>
                                       <w:sz w:val="18"/>
                                       <w:szCs w:val="18"/>
-                                      <w:lang w:val="en-US"/>
-                                    </w:rPr>
-                                  </w:pPr>
-                                  <w:r>
-                                    <w:rPr>
-                                      <w:sz w:val="18"/>
-                                      <w:szCs w:val="18"/>
+                                      <w:highlight w:val="green"/>
+                                      <w:lang w:val="en-US"/>
+                                    </w:rPr>
+                                  </w:pPr>
+                                  <w:r>
+                                    <w:rPr>
+                                      <w:sz w:val="18"/>
+                                      <w:szCs w:val="18"/>
+                                      <w:highlight w:val="green"/>
                                       <w:lang w:val="en-US"/>
                                     </w:rPr>
                                     <w:t>assessment/create</w:t>
@@ -3481,18 +3321,8 @@
                                       <w:szCs w:val="18"/>
                                       <w:lang w:val="en-US"/>
                                     </w:rPr>
-                                    <w:t xml:space="preserve">Assessment &gt; Create &gt; </w:t>
-                                  </w:r>
-                                  <w:proofErr w:type="spellStart"/>
-                                  <w:r>
-                                    <w:rPr>
-                                      <w:sz w:val="18"/>
-                                      <w:szCs w:val="18"/>
-                                      <w:lang w:val="en-US"/>
-                                    </w:rPr>
-                                    <w:t>index.jsx</w:t>
-                                  </w:r>
-                                  <w:proofErr w:type="spellEnd"/>
+                                    <w:t>Assessment &gt; Create &gt; index.jsx</w:t>
+                                  </w:r>
                                 </w:p>
                               </w:tc>
                               <w:tc>
@@ -3557,18 +3387,8 @@
                                       <w:szCs w:val="18"/>
                                       <w:lang w:val="en-US"/>
                                     </w:rPr>
-                                    <w:t>assessment /</w:t>
-                                  </w:r>
-                                  <w:proofErr w:type="spellStart"/>
-                                  <w:r>
-                                    <w:rPr>
-                                      <w:sz w:val="18"/>
-                                      <w:szCs w:val="18"/>
-                                      <w:lang w:val="en-US"/>
-                                    </w:rPr>
-                                    <w:t>createAi</w:t>
-                                  </w:r>
-                                  <w:proofErr w:type="spellEnd"/>
+                                    <w:t>assessment /createAi</w:t>
+                                  </w:r>
                                 </w:p>
                               </w:tc>
                               <w:tc>
@@ -3652,13 +3472,15 @@
                                     <w:rPr>
                                       <w:sz w:val="18"/>
                                       <w:szCs w:val="18"/>
-                                      <w:lang w:val="en-US"/>
-                                    </w:rPr>
-                                  </w:pPr>
-                                  <w:r>
-                                    <w:rPr>
-                                      <w:sz w:val="18"/>
-                                      <w:szCs w:val="18"/>
+                                      <w:highlight w:val="green"/>
+                                      <w:lang w:val="en-US"/>
+                                    </w:rPr>
+                                  </w:pPr>
+                                  <w:r>
+                                    <w:rPr>
+                                      <w:sz w:val="18"/>
+                                      <w:szCs w:val="18"/>
+                                      <w:highlight w:val="green"/>
                                       <w:lang w:val="en-US"/>
                                     </w:rPr>
                                     <w:t>assessment /edit/:id</w:t>
@@ -3705,18 +3527,8 @@
                                       <w:szCs w:val="18"/>
                                       <w:lang w:val="en-US"/>
                                     </w:rPr>
-                                    <w:t xml:space="preserve">Assessment &gt; Create &gt; </w:t>
-                                  </w:r>
-                                  <w:proofErr w:type="spellStart"/>
-                                  <w:r>
-                                    <w:rPr>
-                                      <w:sz w:val="18"/>
-                                      <w:szCs w:val="18"/>
-                                      <w:lang w:val="en-US"/>
-                                    </w:rPr>
-                                    <w:t>index.jsx</w:t>
-                                  </w:r>
-                                  <w:proofErr w:type="spellEnd"/>
+                                    <w:t>Assessment &gt; Create &gt; index.jsx</w:t>
+                                  </w:r>
                                 </w:p>
                               </w:tc>
                               <w:tc>
@@ -3772,6 +3584,7 @@
                                     <w:rPr>
                                       <w:sz w:val="18"/>
                                       <w:szCs w:val="18"/>
+                                      <w:highlight w:val="green"/>
                                       <w:lang w:val="en-US"/>
                                     </w:rPr>
                                   </w:pPr>
@@ -3780,6 +3593,7 @@
                                       <w:rFonts w:cstheme="minorHAnsi"/>
                                       <w:sz w:val="18"/>
                                       <w:szCs w:val="18"/>
+                                      <w:highlight w:val="green"/>
                                       <w:lang w:val="en-US"/>
                                     </w:rPr>
                                     <w:t>assessment/</w:t>
@@ -3789,29 +3603,10 @@
                                       <w:rFonts w:eastAsia="Times New Roman" w:cstheme="minorHAnsi"/>
                                       <w:sz w:val="18"/>
                                       <w:szCs w:val="18"/>
+                                      <w:highlight w:val="green"/>
                                       <w:lang w:eastAsia="en-IN"/>
                                     </w:rPr>
-                                    <w:t xml:space="preserve"> </w:t>
-                                  </w:r>
-                                  <w:proofErr w:type="spellStart"/>
-                                  <w:r>
-                                    <w:rPr>
-                                      <w:rFonts w:eastAsia="Times New Roman" w:cstheme="minorHAnsi"/>
-                                      <w:sz w:val="18"/>
-                                      <w:szCs w:val="18"/>
-                                      <w:lang w:eastAsia="en-IN"/>
-                                    </w:rPr>
-                                    <w:t>updateStatus</w:t>
-                                  </w:r>
-                                  <w:proofErr w:type="spellEnd"/>
-                                  <w:r>
-                                    <w:rPr>
-                                      <w:rFonts w:eastAsia="Times New Roman" w:cstheme="minorHAnsi"/>
-                                      <w:sz w:val="18"/>
-                                      <w:szCs w:val="18"/>
-                                      <w:lang w:eastAsia="en-IN"/>
-                                    </w:rPr>
-                                    <w:t>/:id</w:t>
+                                    <w:t xml:space="preserve"> updateStatus/:id</w:t>
                                   </w:r>
                                 </w:p>
                               </w:tc>
@@ -3855,18 +3650,8 @@
                                       <w:szCs w:val="18"/>
                                       <w:lang w:val="en-US"/>
                                     </w:rPr>
-                                    <w:t xml:space="preserve">Assessment &gt; </w:t>
-                                  </w:r>
-                                  <w:proofErr w:type="spellStart"/>
-                                  <w:r>
-                                    <w:rPr>
-                                      <w:sz w:val="18"/>
-                                      <w:szCs w:val="18"/>
-                                      <w:lang w:val="en-US"/>
-                                    </w:rPr>
-                                    <w:t>index.jsx</w:t>
-                                  </w:r>
-                                  <w:proofErr w:type="spellEnd"/>
+                                    <w:t>Assessment &gt; index.jsx</w:t>
+                                  </w:r>
                                 </w:p>
                               </w:tc>
                               <w:tc>
@@ -3931,18 +3716,8 @@
                                       <w:szCs w:val="18"/>
                                       <w:lang w:val="en-US"/>
                                     </w:rPr>
-                                    <w:t>assessment/</w:t>
-                                  </w:r>
-                                  <w:proofErr w:type="spellStart"/>
-                                  <w:r>
-                                    <w:rPr>
-                                      <w:sz w:val="18"/>
-                                      <w:szCs w:val="18"/>
-                                      <w:lang w:val="en-US"/>
-                                    </w:rPr>
-                                    <w:t>getAll</w:t>
-                                  </w:r>
-                                  <w:proofErr w:type="spellEnd"/>
+                                    <w:t>assessment/getAll</w:t>
+                                  </w:r>
                                 </w:p>
                               </w:tc>
                               <w:tc>
@@ -4026,13 +3801,15 @@
                                     <w:rPr>
                                       <w:sz w:val="18"/>
                                       <w:szCs w:val="18"/>
-                                      <w:lang w:val="en-US"/>
-                                    </w:rPr>
-                                  </w:pPr>
-                                  <w:r>
-                                    <w:rPr>
-                                      <w:sz w:val="18"/>
-                                      <w:szCs w:val="18"/>
+                                      <w:highlight w:val="green"/>
+                                      <w:lang w:val="en-US"/>
+                                    </w:rPr>
+                                  </w:pPr>
+                                  <w:r>
+                                    <w:rPr>
+                                      <w:sz w:val="18"/>
+                                      <w:szCs w:val="18"/>
+                                      <w:highlight w:val="green"/>
                                       <w:lang w:val="en-US"/>
                                     </w:rPr>
                                     <w:t>assessment/get/:id</w:t>
@@ -4073,23 +3850,13 @@
                                       <w:lang w:val="en-US"/>
                                     </w:rPr>
                                   </w:pPr>
-                                  <w:proofErr w:type="spellStart"/>
-                                  <w:r>
-                                    <w:rPr>
-                                      <w:sz w:val="18"/>
-                                      <w:szCs w:val="18"/>
-                                      <w:lang w:val="en-US"/>
-                                    </w:rPr>
-                                    <w:t>ViewAssessment.jsx</w:t>
-                                  </w:r>
-                                  <w:proofErr w:type="spellEnd"/>
-                                  <w:r>
-                                    <w:rPr>
-                                      <w:sz w:val="18"/>
-                                      <w:szCs w:val="18"/>
-                                      <w:lang w:val="en-US"/>
-                                    </w:rPr>
-                                    <w:t>(Components)</w:t>
+                                  <w:r>
+                                    <w:rPr>
+                                      <w:sz w:val="18"/>
+                                      <w:szCs w:val="18"/>
+                                      <w:lang w:val="en-US"/>
+                                    </w:rPr>
+                                    <w:t>ViewAssessment.jsx(Components)</w:t>
                                   </w:r>
                                 </w:p>
                               </w:tc>
@@ -4146,42 +3913,18 @@
                                     <w:rPr>
                                       <w:sz w:val="18"/>
                                       <w:szCs w:val="18"/>
-                                      <w:lang w:val="en-US"/>
-                                    </w:rPr>
-                                  </w:pPr>
-                                  <w:r>
-                                    <w:rPr>
-                                      <w:sz w:val="18"/>
-                                      <w:szCs w:val="18"/>
-                                      <w:lang w:val="en-US"/>
-                                    </w:rPr>
-                                    <w:t>assessment/</w:t>
-                                  </w:r>
-                                  <w:proofErr w:type="spellStart"/>
-                                  <w:r>
-                                    <w:rPr>
-                                      <w:sz w:val="18"/>
-                                      <w:szCs w:val="18"/>
-                                      <w:lang w:val="en-US"/>
-                                    </w:rPr>
-                                    <w:t>get</w:t>
-                                  </w:r>
-                                  <w:r>
-                                    <w:rPr>
-                                      <w:sz w:val="18"/>
-                                      <w:szCs w:val="18"/>
-                                      <w:lang w:val="en-US"/>
-                                    </w:rPr>
-                                    <w:t>teacher</w:t>
-                                  </w:r>
-                                  <w:proofErr w:type="spellEnd"/>
-                                  <w:r>
-                                    <w:rPr>
-                                      <w:sz w:val="18"/>
-                                      <w:szCs w:val="18"/>
-                                      <w:lang w:val="en-US"/>
-                                    </w:rPr>
-                                    <w:t>/:username</w:t>
+                                      <w:highlight w:val="green"/>
+                                      <w:lang w:val="en-US"/>
+                                    </w:rPr>
+                                  </w:pPr>
+                                  <w:r>
+                                    <w:rPr>
+                                      <w:sz w:val="18"/>
+                                      <w:szCs w:val="18"/>
+                                      <w:highlight w:val="green"/>
+                                      <w:lang w:val="en-US"/>
+                                    </w:rPr>
+                                    <w:t>assessment/getteacher/:username</w:t>
                                   </w:r>
                                 </w:p>
                               </w:tc>
@@ -4249,18 +3992,8 @@
                                       <w:szCs w:val="18"/>
                                       <w:lang w:val="en-US"/>
                                     </w:rPr>
-                                    <w:t xml:space="preserve">Assessment &gt; </w:t>
-                                  </w:r>
-                                  <w:proofErr w:type="spellStart"/>
-                                  <w:r>
-                                    <w:rPr>
-                                      <w:sz w:val="18"/>
-                                      <w:szCs w:val="18"/>
-                                      <w:lang w:val="en-US"/>
-                                    </w:rPr>
-                                    <w:t>index.jsx</w:t>
-                                  </w:r>
-                                  <w:proofErr w:type="spellEnd"/>
+                                    <w:t>Assessment &gt; index.jsx</w:t>
+                                  </w:r>
                                 </w:p>
                               </w:tc>
                               <w:tc>
@@ -4316,30 +4049,24 @@
                                     <w:rPr>
                                       <w:sz w:val="18"/>
                                       <w:szCs w:val="18"/>
-                                      <w:lang w:val="en-US"/>
-                                    </w:rPr>
-                                  </w:pPr>
-                                  <w:r>
-                                    <w:rPr>
-                                      <w:sz w:val="18"/>
-                                      <w:szCs w:val="18"/>
-                                      <w:lang w:val="en-US"/>
-                                    </w:rPr>
-                                    <w:t>assessment/</w:t>
-                                  </w:r>
-                                  <w:proofErr w:type="spellStart"/>
-                                  <w:r>
-                                    <w:rPr>
-                                      <w:sz w:val="18"/>
-                                      <w:szCs w:val="18"/>
-                                      <w:lang w:val="en-US"/>
-                                    </w:rPr>
-                                    <w:t>get</w:t>
-                                  </w:r>
-                                  <w:r>
-                                    <w:rPr>
-                                      <w:sz w:val="18"/>
-                                      <w:szCs w:val="18"/>
+                                      <w:highlight w:val="green"/>
+                                      <w:lang w:val="en-US"/>
+                                    </w:rPr>
+                                  </w:pPr>
+                                  <w:r>
+                                    <w:rPr>
+                                      <w:sz w:val="18"/>
+                                      <w:szCs w:val="18"/>
+                                      <w:highlight w:val="green"/>
+                                      <w:lang w:val="en-US"/>
+                                    </w:rPr>
+                                    <w:t>assessment/get</w:t>
+                                  </w:r>
+                                  <w:r>
+                                    <w:rPr>
+                                      <w:sz w:val="18"/>
+                                      <w:szCs w:val="18"/>
+                                      <w:highlight w:val="green"/>
                                       <w:lang w:val="en-US"/>
                                     </w:rPr>
                                     <w:t>S</w:t>
@@ -4348,11 +4075,11 @@
                                     <w:rPr>
                                       <w:sz w:val="18"/>
                                       <w:szCs w:val="18"/>
+                                      <w:highlight w:val="green"/>
                                       <w:lang w:val="en-US"/>
                                     </w:rPr>
                                     <w:t>tudent</w:t>
                                   </w:r>
-                                  <w:proofErr w:type="spellEnd"/>
                                 </w:p>
                               </w:tc>
                               <w:tc>
@@ -4383,16 +4110,14 @@
                                     </w:rPr>
                                     <w:t xml:space="preserve"> by </w:t>
                                   </w:r>
-                                  <w:proofErr w:type="spellStart"/>
-                                  <w:r>
-                                    <w:rPr>
-                                      <w:sz w:val="18"/>
-                                      <w:szCs w:val="18"/>
-                                      <w:lang w:val="en-US"/>
-                                    </w:rPr>
-                                    <w:t>gradelevel</w:t>
-                                  </w:r>
-                                  <w:proofErr w:type="spellEnd"/>
+                                  <w:r>
+                                    <w:rPr>
+                                      <w:sz w:val="18"/>
+                                      <w:szCs w:val="18"/>
+                                      <w:lang w:val="en-US"/>
+                                    </w:rPr>
+                                    <w:t>Gradelevel</w:t>
+                                  </w:r>
                                 </w:p>
                               </w:tc>
                               <w:tc>
@@ -4413,18 +4138,8 @@
                                       <w:szCs w:val="18"/>
                                       <w:lang w:val="en-US"/>
                                     </w:rPr>
-                                    <w:t xml:space="preserve">Student &gt; Assessment &gt; </w:t>
-                                  </w:r>
-                                  <w:proofErr w:type="spellStart"/>
-                                  <w:r>
-                                    <w:rPr>
-                                      <w:sz w:val="18"/>
-                                      <w:szCs w:val="18"/>
-                                      <w:lang w:val="en-US"/>
-                                    </w:rPr>
-                                    <w:t>index.jsx</w:t>
-                                  </w:r>
-                                  <w:proofErr w:type="spellEnd"/>
+                                    <w:t>Student &gt; Assessment &gt; index.jsx</w:t>
+                                  </w:r>
                                 </w:p>
                               </w:tc>
                               <w:tc>
@@ -4483,6 +4198,7 @@
                                       <w:color w:val="D4D4D4"/>
                                       <w:sz w:val="18"/>
                                       <w:szCs w:val="18"/>
+                                      <w:highlight w:val="green"/>
                                       <w:lang w:eastAsia="en-IN"/>
                                     </w:rPr>
                                   </w:pPr>
@@ -4490,27 +4206,10 @@
                                     <w:rPr>
                                       <w:sz w:val="18"/>
                                       <w:szCs w:val="18"/>
+                                      <w:highlight w:val="green"/>
                                       <w:lang w:eastAsia="en-IN"/>
                                     </w:rPr>
-                                    <w:t>/get/</w:t>
-                                  </w:r>
-                                  <w:proofErr w:type="spellStart"/>
-                                  <w:r>
-                                    <w:rPr>
-                                      <w:sz w:val="18"/>
-                                      <w:szCs w:val="18"/>
-                                      <w:lang w:eastAsia="en-IN"/>
-                                    </w:rPr>
-                                    <w:t>studentAssessment</w:t>
-                                  </w:r>
-                                  <w:proofErr w:type="spellEnd"/>
-                                  <w:r>
-                                    <w:rPr>
-                                      <w:sz w:val="18"/>
-                                      <w:szCs w:val="18"/>
-                                      <w:lang w:eastAsia="en-IN"/>
-                                    </w:rPr>
-                                    <w:t>/:id</w:t>
+                                    <w:t>/get/studentAssessment/:id</w:t>
                                   </w:r>
                                 </w:p>
                               </w:tc>
@@ -4548,7 +4247,6 @@
                                       <w:lang w:val="en-US"/>
                                     </w:rPr>
                                   </w:pPr>
-                                  <w:proofErr w:type="spellStart"/>
                                   <w:r>
                                     <w:rPr>
                                       <w:sz w:val="18"/>
@@ -4557,7 +4255,6 @@
                                     </w:rPr>
                                     <w:t>ViewAssessmentBrief.jsx</w:t>
                                   </w:r>
-                                  <w:proofErr w:type="spellEnd"/>
                                 </w:p>
                               </w:tc>
                               <w:tc>
@@ -4625,25 +4322,7 @@
                                       <w:szCs w:val="18"/>
                                       <w:lang w:eastAsia="en-IN"/>
                                     </w:rPr>
-                                    <w:t>/get/</w:t>
-                                  </w:r>
-                                  <w:proofErr w:type="spellStart"/>
-                                  <w:r>
-                                    <w:rPr>
-                                      <w:sz w:val="18"/>
-                                      <w:szCs w:val="18"/>
-                                      <w:lang w:eastAsia="en-IN"/>
-                                    </w:rPr>
-                                    <w:t>assessmentPaper</w:t>
-                                  </w:r>
-                                  <w:proofErr w:type="spellEnd"/>
-                                  <w:r>
-                                    <w:rPr>
-                                      <w:sz w:val="18"/>
-                                      <w:szCs w:val="18"/>
-                                      <w:lang w:eastAsia="en-IN"/>
-                                    </w:rPr>
-                                    <w:t>/:id</w:t>
+                                    <w:t>/get/assessmentPaper/:id</w:t>
                                   </w:r>
                                 </w:p>
                               </w:tc>
@@ -4735,6 +4414,7 @@
                                     <w:rPr>
                                       <w:sz w:val="18"/>
                                       <w:szCs w:val="18"/>
+                                      <w:highlight w:val="green"/>
                                       <w:lang w:val="en-US"/>
                                     </w:rPr>
                                     <w:t>assessment/delete/:id</w:t>
@@ -4781,18 +4461,8 @@
                                       <w:szCs w:val="18"/>
                                       <w:lang w:val="en-US"/>
                                     </w:rPr>
-                                    <w:t xml:space="preserve">Assessment &gt; </w:t>
-                                  </w:r>
-                                  <w:proofErr w:type="spellStart"/>
-                                  <w:r>
-                                    <w:rPr>
-                                      <w:sz w:val="18"/>
-                                      <w:szCs w:val="18"/>
-                                      <w:lang w:val="en-US"/>
-                                    </w:rPr>
-                                    <w:t>index.jsx</w:t>
-                                  </w:r>
-                                  <w:proofErr w:type="spellEnd"/>
+                                    <w:t>Assessment &gt; index.jsx</w:t>
+                                  </w:r>
                                 </w:p>
                               </w:tc>
                               <w:tc>
@@ -4867,12 +4537,12 @@
                               <w:tc>
                                 <w:tcPr>
                                   <w:tcW w:w="3381" w:type="dxa"/>
-                                </w:tcPr>
-                                <w:p>
-                                  <w:pPr>
-                                    <w:pStyle w:val="NoSpacing"/>
-                                    <w:rPr>
-                                      <w:color w:val="D4D4D4"/>
+                                  <w:shd w:val="clear" w:color="auto" w:fill="auto"/>
+                                </w:tcPr>
+                                <w:p>
+                                  <w:pPr>
+                                    <w:rPr>
+                                      <w:rFonts w:eastAsia="Times New Roman" w:cstheme="minorHAnsi"/>
                                       <w:sz w:val="18"/>
                                       <w:szCs w:val="18"/>
                                       <w:lang w:eastAsia="en-IN"/>
@@ -4880,29 +4550,22 @@
                                   </w:pPr>
                                   <w:r>
                                     <w:rPr>
+                                      <w:rFonts w:cstheme="minorHAnsi"/>
                                       <w:sz w:val="18"/>
                                       <w:szCs w:val="18"/>
                                       <w:lang w:eastAsia="en-IN"/>
                                     </w:rPr>
-                                    <w:t>submission/</w:t>
-                                  </w:r>
-                                  <w:r>
-                                    <w:rPr>
-                                      <w:sz w:val="18"/>
-                                      <w:szCs w:val="18"/>
-                                    </w:rPr>
-                                    <w:t xml:space="preserve"> </w:t>
-                                  </w:r>
-                                  <w:proofErr w:type="spellStart"/>
-                                  <w:r>
-                                    <w:rPr>
+                                    <w:t>Submission/</w:t>
+                                  </w:r>
+                                  <w:r>
+                                    <w:rPr>
+                                      <w:rFonts w:eastAsia="Times New Roman" w:cstheme="minorHAnsi"/>
                                       <w:sz w:val="18"/>
                                       <w:szCs w:val="18"/>
                                       <w:lang w:eastAsia="en-IN"/>
                                     </w:rPr>
-                                    <w:t>submitAssessment</w:t>
-                                  </w:r>
-                                  <w:proofErr w:type="spellEnd"/>
+                                    <w:t>/startExam</w:t>
+                                  </w:r>
                                 </w:p>
                               </w:tc>
                               <w:tc>
@@ -4923,18 +4586,8 @@
                                       <w:szCs w:val="18"/>
                                       <w:lang w:val="en-US"/>
                                     </w:rPr>
-                                    <w:t xml:space="preserve">Submit </w:t>
-                                  </w:r>
-                                  <w:proofErr w:type="spellStart"/>
-                                  <w:r>
-                                    <w:rPr>
-                                      <w:sz w:val="18"/>
-                                      <w:szCs w:val="18"/>
-                                      <w:lang w:val="en-US"/>
-                                    </w:rPr>
-                                    <w:t>Assessmnet</w:t>
-                                  </w:r>
-                                  <w:proofErr w:type="spellEnd"/>
+                                    <w:t>Start Assessment</w:t>
+                                  </w:r>
                                 </w:p>
                               </w:tc>
                               <w:tc>
@@ -4949,6 +4602,14 @@
                                       <w:lang w:val="en-US"/>
                                     </w:rPr>
                                   </w:pPr>
+                                  <w:r>
+                                    <w:rPr>
+                                      <w:sz w:val="18"/>
+                                      <w:szCs w:val="18"/>
+                                      <w:lang w:val="en-US"/>
+                                    </w:rPr>
+                                    <w:t>Assessment &gt; index.jsx</w:t>
+                                  </w:r>
                                 </w:p>
                               </w:tc>
                               <w:tc>
@@ -4963,6 +4624,14 @@
                                       <w:lang w:val="en-US"/>
                                     </w:rPr>
                                   </w:pPr>
+                                  <w:r>
+                                    <w:rPr>
+                                      <w:sz w:val="18"/>
+                                      <w:szCs w:val="18"/>
+                                      <w:lang w:val="en-US"/>
+                                    </w:rPr>
+                                    <w:t>Done</w:t>
+                                  </w:r>
                                 </w:p>
                               </w:tc>
                             </w:tr>
@@ -5016,41 +4685,13 @@
                                     </w:rPr>
                                     <w:t xml:space="preserve"> </w:t>
                                   </w:r>
-                                  <w:proofErr w:type="spellStart"/>
                                   <w:r>
                                     <w:rPr>
                                       <w:sz w:val="18"/>
                                       <w:szCs w:val="18"/>
                                       <w:lang w:eastAsia="en-IN"/>
                                     </w:rPr>
-                                    <w:t>getAll</w:t>
-                                  </w:r>
-                                  <w:proofErr w:type="spellEnd"/>
-                                  <w:r>
-                                    <w:rPr>
-                                      <w:sz w:val="18"/>
-                                      <w:szCs w:val="18"/>
-                                      <w:lang w:eastAsia="en-IN"/>
-                                    </w:rPr>
-                                    <w:t>/</w:t>
-                                  </w:r>
-                                  <w:proofErr w:type="spellStart"/>
-                                  <w:r>
-                                    <w:rPr>
-                                      <w:sz w:val="18"/>
-                                      <w:szCs w:val="18"/>
-                                      <w:lang w:eastAsia="en-IN"/>
-                                    </w:rPr>
-                                    <w:t>studentRecord</w:t>
-                                  </w:r>
-                                  <w:proofErr w:type="spellEnd"/>
-                                  <w:r>
-                                    <w:rPr>
-                                      <w:sz w:val="18"/>
-                                      <w:szCs w:val="18"/>
-                                      <w:lang w:eastAsia="en-IN"/>
-                                    </w:rPr>
-                                    <w:t>/:id</w:t>
+                                    <w:t>submitAssessment</w:t>
                                   </w:r>
                                 </w:p>
                               </w:tc>
@@ -5072,7 +4713,15 @@
                                       <w:szCs w:val="18"/>
                                       <w:lang w:val="en-US"/>
                                     </w:rPr>
-                                    <w:t>Fetch Student’s record</w:t>
+                                    <w:t xml:space="preserve">Submit </w:t>
+                                  </w:r>
+                                  <w:r>
+                                    <w:rPr>
+                                      <w:sz w:val="18"/>
+                                      <w:szCs w:val="18"/>
+                                      <w:lang w:val="en-US"/>
+                                    </w:rPr>
+                                    <w:t>Assessment</w:t>
                                   </w:r>
                                 </w:p>
                               </w:tc>
@@ -5088,6 +4737,14 @@
                                       <w:lang w:val="en-US"/>
                                     </w:rPr>
                                   </w:pPr>
+                                  <w:r>
+                                    <w:rPr>
+                                      <w:sz w:val="18"/>
+                                      <w:szCs w:val="18"/>
+                                      <w:lang w:val="en-US"/>
+                                    </w:rPr>
+                                    <w:t>SideBody.jsx</w:t>
+                                  </w:r>
                                 </w:p>
                               </w:tc>
                               <w:tc>
@@ -5102,6 +4759,14 @@
                                       <w:lang w:val="en-US"/>
                                     </w:rPr>
                                   </w:pPr>
+                                  <w:r>
+                                    <w:rPr>
+                                      <w:sz w:val="18"/>
+                                      <w:szCs w:val="18"/>
+                                      <w:lang w:val="en-US"/>
+                                    </w:rPr>
+                                    <w:t>Done</w:t>
+                                  </w:r>
                                 </w:p>
                               </w:tc>
                             </w:tr>
@@ -5132,6 +4797,116 @@
                                 </w:tcPr>
                                 <w:p>
                                   <w:pPr>
+                                    <w:rPr>
+                                      <w:color w:val="D4D4D4"/>
+                                      <w:sz w:val="18"/>
+                                      <w:szCs w:val="18"/>
+                                      <w:lang w:eastAsia="en-IN"/>
+                                    </w:rPr>
+                                  </w:pPr>
+                                  <w:r>
+                                    <w:rPr>
+                                      <w:sz w:val="18"/>
+                                      <w:szCs w:val="18"/>
+                                      <w:lang w:eastAsia="en-IN"/>
+                                    </w:rPr>
+                                    <w:t>Submission/</w:t>
+                                  </w:r>
+                                  <w:r>
+                                    <w:rPr>
+                                      <w:sz w:val="18"/>
+                                      <w:szCs w:val="18"/>
+                                    </w:rPr>
+                                    <w:t xml:space="preserve"> </w:t>
+                                  </w:r>
+                                  <w:r>
+                                    <w:rPr>
+                                      <w:sz w:val="18"/>
+                                      <w:szCs w:val="18"/>
+                                      <w:lang w:eastAsia="en-IN"/>
+                                    </w:rPr>
+                                    <w:t>/getAll/studentAssessmentStatus/:id</w:t>
+                                  </w:r>
+                                </w:p>
+                              </w:tc>
+                              <w:tc>
+                                <w:tcPr>
+                                  <w:tcW w:w="3118" w:type="dxa"/>
+                                </w:tcPr>
+                                <w:p>
+                                  <w:pPr>
+                                    <w:rPr>
+                                      <w:sz w:val="18"/>
+                                      <w:szCs w:val="18"/>
+                                      <w:lang w:val="en-US"/>
+                                    </w:rPr>
+                                  </w:pPr>
+                                  <w:r>
+                                    <w:rPr>
+                                      <w:sz w:val="18"/>
+                                      <w:szCs w:val="18"/>
+                                      <w:lang w:val="en-US"/>
+                                    </w:rPr>
+                                    <w:t>Student Assessment status</w:t>
+                                  </w:r>
+                                </w:p>
+                              </w:tc>
+                              <w:tc>
+                                <w:tcPr>
+                                  <w:tcW w:w="2977" w:type="dxa"/>
+                                </w:tcPr>
+                                <w:p>
+                                  <w:pPr>
+                                    <w:rPr>
+                                      <w:sz w:val="18"/>
+                                      <w:szCs w:val="18"/>
+                                      <w:lang w:val="en-US"/>
+                                    </w:rPr>
+                                  </w:pPr>
+                                </w:p>
+                              </w:tc>
+                              <w:tc>
+                                <w:tcPr>
+                                  <w:tcW w:w="752" w:type="dxa"/>
+                                </w:tcPr>
+                                <w:p>
+                                  <w:pPr>
+                                    <w:rPr>
+                                      <w:sz w:val="18"/>
+                                      <w:szCs w:val="18"/>
+                                      <w:lang w:val="en-US"/>
+                                    </w:rPr>
+                                  </w:pPr>
+                                </w:p>
+                              </w:tc>
+                            </w:tr>
+                            <w:tr>
+                              <w:tc>
+                                <w:tcPr>
+                                  <w:tcW w:w="555" w:type="dxa"/>
+                                </w:tcPr>
+                                <w:p>
+                                  <w:pPr>
+                                    <w:pStyle w:val="ListParagraph"/>
+                                    <w:numPr>
+                                      <w:ilvl w:val="0"/>
+                                      <w:numId w:val="3"/>
+                                    </w:numPr>
+                                    <w:jc w:val="both"/>
+                                    <w:rPr>
+                                      <w:sz w:val="18"/>
+                                      <w:szCs w:val="18"/>
+                                      <w:lang w:val="en-US"/>
+                                    </w:rPr>
+                                  </w:pPr>
+                                </w:p>
+                              </w:tc>
+                              <w:tc>
+                                <w:tcPr>
+                                  <w:tcW w:w="3381" w:type="dxa"/>
+                                </w:tcPr>
+                                <w:p>
+                                  <w:pPr>
                                     <w:pStyle w:val="NoSpacing"/>
                                     <w:rPr>
                                       <w:color w:val="D4D4D4"/>
@@ -5148,41 +4923,116 @@
                                     </w:rPr>
                                     <w:t>submission/</w:t>
                                   </w:r>
-                                  <w:proofErr w:type="spellStart"/>
+                                  <w:r>
+                                    <w:rPr>
+                                      <w:sz w:val="18"/>
+                                      <w:szCs w:val="18"/>
+                                    </w:rPr>
+                                    <w:t xml:space="preserve"> </w:t>
+                                  </w:r>
                                   <w:r>
                                     <w:rPr>
                                       <w:sz w:val="18"/>
                                       <w:szCs w:val="18"/>
                                       <w:lang w:eastAsia="en-IN"/>
                                     </w:rPr>
-                                    <w:t>getAll</w:t>
-                                  </w:r>
-                                  <w:proofErr w:type="spellEnd"/>
-                                  <w:r>
-                                    <w:rPr>
+                                    <w:t>getAll/studentRecord/:id</w:t>
+                                  </w:r>
+                                </w:p>
+                              </w:tc>
+                              <w:tc>
+                                <w:tcPr>
+                                  <w:tcW w:w="3118" w:type="dxa"/>
+                                </w:tcPr>
+                                <w:p>
+                                  <w:pPr>
+                                    <w:rPr>
+                                      <w:sz w:val="18"/>
+                                      <w:szCs w:val="18"/>
+                                      <w:lang w:val="en-US"/>
+                                    </w:rPr>
+                                  </w:pPr>
+                                  <w:r>
+                                    <w:rPr>
+                                      <w:sz w:val="18"/>
+                                      <w:szCs w:val="18"/>
+                                      <w:lang w:val="en-US"/>
+                                    </w:rPr>
+                                    <w:t>Fetch Student’s record</w:t>
+                                  </w:r>
+                                </w:p>
+                              </w:tc>
+                              <w:tc>
+                                <w:tcPr>
+                                  <w:tcW w:w="2977" w:type="dxa"/>
+                                </w:tcPr>
+                                <w:p>
+                                  <w:pPr>
+                                    <w:rPr>
+                                      <w:sz w:val="18"/>
+                                      <w:szCs w:val="18"/>
+                                      <w:lang w:val="en-US"/>
+                                    </w:rPr>
+                                  </w:pPr>
+                                </w:p>
+                              </w:tc>
+                              <w:tc>
+                                <w:tcPr>
+                                  <w:tcW w:w="752" w:type="dxa"/>
+                                </w:tcPr>
+                                <w:p>
+                                  <w:pPr>
+                                    <w:rPr>
+                                      <w:sz w:val="18"/>
+                                      <w:szCs w:val="18"/>
+                                      <w:lang w:val="en-US"/>
+                                    </w:rPr>
+                                  </w:pPr>
+                                </w:p>
+                              </w:tc>
+                            </w:tr>
+                            <w:tr>
+                              <w:tc>
+                                <w:tcPr>
+                                  <w:tcW w:w="555" w:type="dxa"/>
+                                </w:tcPr>
+                                <w:p>
+                                  <w:pPr>
+                                    <w:pStyle w:val="ListParagraph"/>
+                                    <w:numPr>
+                                      <w:ilvl w:val="0"/>
+                                      <w:numId w:val="3"/>
+                                    </w:numPr>
+                                    <w:jc w:val="both"/>
+                                    <w:rPr>
+                                      <w:sz w:val="18"/>
+                                      <w:szCs w:val="18"/>
+                                      <w:lang w:val="en-US"/>
+                                    </w:rPr>
+                                  </w:pPr>
+                                </w:p>
+                              </w:tc>
+                              <w:tc>
+                                <w:tcPr>
+                                  <w:tcW w:w="3381" w:type="dxa"/>
+                                </w:tcPr>
+                                <w:p>
+                                  <w:pPr>
+                                    <w:pStyle w:val="NoSpacing"/>
+                                    <w:rPr>
+                                      <w:color w:val="D4D4D4"/>
                                       <w:sz w:val="18"/>
                                       <w:szCs w:val="18"/>
                                       <w:lang w:eastAsia="en-IN"/>
                                     </w:rPr>
-                                    <w:t>/</w:t>
-                                  </w:r>
-                                  <w:proofErr w:type="spellStart"/>
+                                  </w:pPr>
                                   <w:r>
                                     <w:rPr>
                                       <w:sz w:val="18"/>
                                       <w:szCs w:val="18"/>
                                       <w:lang w:eastAsia="en-IN"/>
                                     </w:rPr>
-                                    <w:t>assessmentRecord</w:t>
-                                  </w:r>
-                                  <w:proofErr w:type="spellEnd"/>
-                                  <w:r>
-                                    <w:rPr>
-                                      <w:sz w:val="18"/>
-                                      <w:szCs w:val="18"/>
-                                      <w:lang w:eastAsia="en-IN"/>
-                                    </w:rPr>
-                                    <w:t>/:id</w:t>
+                                    <w:t>submission/getAll/assessmentRecord/:id</w:t>
                                   </w:r>
                                 </w:p>
                               </w:tc>
@@ -6053,13 +5903,15 @@
                               <w:rPr>
                                 <w:sz w:val="18"/>
                                 <w:szCs w:val="18"/>
-                                <w:lang w:val="en-US"/>
-                              </w:rPr>
-                            </w:pPr>
-                            <w:r>
-                              <w:rPr>
-                                <w:sz w:val="18"/>
-                                <w:szCs w:val="18"/>
+                                <w:highlight w:val="green"/>
+                                <w:lang w:val="en-US"/>
+                              </w:rPr>
+                            </w:pPr>
+                            <w:r>
+                              <w:rPr>
+                                <w:sz w:val="18"/>
+                                <w:szCs w:val="18"/>
+                                <w:highlight w:val="green"/>
                                 <w:lang w:val="en-US"/>
                               </w:rPr>
                               <w:t>teacher</w:t>
@@ -6068,6 +5920,7 @@
                               <w:rPr>
                                 <w:sz w:val="18"/>
                                 <w:szCs w:val="18"/>
+                                <w:highlight w:val="green"/>
                                 <w:lang w:val="en-US"/>
                               </w:rPr>
                               <w:t>/signup</w:t>
@@ -6108,7 +5961,6 @@
                                 <w:lang w:val="en-US"/>
                               </w:rPr>
                             </w:pPr>
-                            <w:proofErr w:type="spellStart"/>
                             <w:r>
                               <w:rPr>
                                 <w:sz w:val="18"/>
@@ -6125,7 +5977,6 @@
                               </w:rPr>
                               <w:t>.jsx</w:t>
                             </w:r>
-                            <w:proofErr w:type="spellEnd"/>
                           </w:p>
                         </w:tc>
                         <w:tc>
@@ -6198,18 +6049,8 @@
                                 <w:szCs w:val="18"/>
                                 <w:lang w:val="en-US"/>
                               </w:rPr>
-                              <w:t>/</w:t>
-                            </w:r>
-                            <w:proofErr w:type="spellStart"/>
-                            <w:r>
-                              <w:rPr>
-                                <w:sz w:val="18"/>
-                                <w:szCs w:val="18"/>
-                                <w:lang w:val="en-US"/>
-                              </w:rPr>
-                              <w:t>editProfile</w:t>
-                            </w:r>
-                            <w:proofErr w:type="spellEnd"/>
+                              <w:t>/editProfile</w:t>
+                            </w:r>
                           </w:p>
                         </w:tc>
                         <w:tc>
@@ -6293,13 +6134,15 @@
                               <w:rPr>
                                 <w:sz w:val="18"/>
                                 <w:szCs w:val="18"/>
-                                <w:lang w:val="en-US"/>
-                              </w:rPr>
-                            </w:pPr>
-                            <w:r>
-                              <w:rPr>
-                                <w:sz w:val="18"/>
-                                <w:szCs w:val="18"/>
+                                <w:highlight w:val="green"/>
+                                <w:lang w:val="en-US"/>
+                              </w:rPr>
+                            </w:pPr>
+                            <w:r>
+                              <w:rPr>
+                                <w:sz w:val="18"/>
+                                <w:szCs w:val="18"/>
+                                <w:highlight w:val="green"/>
                                 <w:lang w:val="en-US"/>
                               </w:rPr>
                               <w:t>teacher</w:t>
@@ -6308,20 +6151,11 @@
                               <w:rPr>
                                 <w:sz w:val="18"/>
                                 <w:szCs w:val="18"/>
-                                <w:lang w:val="en-US"/>
-                              </w:rPr>
-                              <w:t>/</w:t>
-                            </w:r>
-                            <w:proofErr w:type="spellStart"/>
-                            <w:r>
-                              <w:rPr>
-                                <w:sz w:val="18"/>
-                                <w:szCs w:val="18"/>
-                                <w:lang w:val="en-US"/>
-                              </w:rPr>
-                              <w:t>confirmAccess</w:t>
-                            </w:r>
-                            <w:proofErr w:type="spellEnd"/>
+                                <w:highlight w:val="green"/>
+                                <w:lang w:val="en-US"/>
+                              </w:rPr>
+                              <w:t>/confirmAccess</w:t>
+                            </w:r>
                           </w:p>
                         </w:tc>
                         <w:tc>
@@ -6380,18 +6214,8 @@
                                 <w:szCs w:val="18"/>
                                 <w:lang w:val="en-US"/>
                               </w:rPr>
-                              <w:t xml:space="preserve">Forget </w:t>
-                            </w:r>
-                            <w:proofErr w:type="spellStart"/>
-                            <w:r>
-                              <w:rPr>
-                                <w:sz w:val="18"/>
-                                <w:szCs w:val="18"/>
-                                <w:lang w:val="en-US"/>
-                              </w:rPr>
-                              <w:t>Password.jsx</w:t>
-                            </w:r>
-                            <w:proofErr w:type="spellEnd"/>
+                              <w:t>Forget Password.jsx</w:t>
+                            </w:r>
                           </w:p>
                         </w:tc>
                         <w:tc>
@@ -6447,13 +6271,15 @@
                               <w:rPr>
                                 <w:sz w:val="18"/>
                                 <w:szCs w:val="18"/>
-                                <w:lang w:val="en-US"/>
-                              </w:rPr>
-                            </w:pPr>
-                            <w:r>
-                              <w:rPr>
-                                <w:sz w:val="18"/>
-                                <w:szCs w:val="18"/>
+                                <w:highlight w:val="green"/>
+                                <w:lang w:val="en-US"/>
+                              </w:rPr>
+                            </w:pPr>
+                            <w:r>
+                              <w:rPr>
+                                <w:sz w:val="18"/>
+                                <w:szCs w:val="18"/>
+                                <w:highlight w:val="green"/>
                                 <w:lang w:val="en-US"/>
                               </w:rPr>
                               <w:t>teacher</w:t>
@@ -6462,20 +6288,11 @@
                               <w:rPr>
                                 <w:sz w:val="18"/>
                                 <w:szCs w:val="18"/>
-                                <w:lang w:val="en-US"/>
-                              </w:rPr>
-                              <w:t>/</w:t>
-                            </w:r>
-                            <w:proofErr w:type="spellStart"/>
-                            <w:r>
-                              <w:rPr>
-                                <w:sz w:val="18"/>
-                                <w:szCs w:val="18"/>
-                                <w:lang w:val="en-US"/>
-                              </w:rPr>
-                              <w:t>resetPassword</w:t>
-                            </w:r>
-                            <w:proofErr w:type="spellEnd"/>
+                                <w:highlight w:val="green"/>
+                                <w:lang w:val="en-US"/>
+                              </w:rPr>
+                              <w:t>/resetPassword</w:t>
+                            </w:r>
                           </w:p>
                         </w:tc>
                         <w:tc>
@@ -6518,18 +6335,8 @@
                                 <w:szCs w:val="18"/>
                                 <w:lang w:val="en-US"/>
                               </w:rPr>
-                              <w:t xml:space="preserve">Forget </w:t>
-                            </w:r>
-                            <w:proofErr w:type="spellStart"/>
-                            <w:r>
-                              <w:rPr>
-                                <w:sz w:val="18"/>
-                                <w:szCs w:val="18"/>
-                                <w:lang w:val="en-US"/>
-                              </w:rPr>
-                              <w:t>Password.jsx</w:t>
-                            </w:r>
-                            <w:proofErr w:type="spellEnd"/>
+                              <w:t>Forget Password.jsx</w:t>
+                            </w:r>
                           </w:p>
                         </w:tc>
                         <w:tc>
@@ -6585,13 +6392,15 @@
                               <w:rPr>
                                 <w:sz w:val="18"/>
                                 <w:szCs w:val="18"/>
-                                <w:lang w:val="en-US"/>
-                              </w:rPr>
-                            </w:pPr>
-                            <w:r>
-                              <w:rPr>
-                                <w:sz w:val="18"/>
-                                <w:szCs w:val="18"/>
+                                <w:highlight w:val="green"/>
+                                <w:lang w:val="en-US"/>
+                              </w:rPr>
+                            </w:pPr>
+                            <w:r>
+                              <w:rPr>
+                                <w:sz w:val="18"/>
+                                <w:szCs w:val="18"/>
+                                <w:highlight w:val="green"/>
                                 <w:lang w:val="en-US"/>
                               </w:rPr>
                               <w:t>teacher</w:t>
@@ -6600,6 +6409,7 @@
                               <w:rPr>
                                 <w:sz w:val="18"/>
                                 <w:szCs w:val="18"/>
+                                <w:highlight w:val="green"/>
                                 <w:lang w:val="en-US"/>
                               </w:rPr>
                               <w:t>/login</w:t>
@@ -6640,7 +6450,6 @@
                                 <w:lang w:val="en-US"/>
                               </w:rPr>
                             </w:pPr>
-                            <w:proofErr w:type="spellStart"/>
                             <w:r>
                               <w:rPr>
                                 <w:sz w:val="18"/>
@@ -6657,7 +6466,6 @@
                               </w:rPr>
                               <w:t>.jsx</w:t>
                             </w:r>
-                            <w:proofErr w:type="spellEnd"/>
                           </w:p>
                         </w:tc>
                         <w:tc>
@@ -6713,13 +6521,15 @@
                               <w:rPr>
                                 <w:sz w:val="18"/>
                                 <w:szCs w:val="18"/>
-                                <w:lang w:val="en-US"/>
-                              </w:rPr>
-                            </w:pPr>
-                            <w:r>
-                              <w:rPr>
-                                <w:sz w:val="18"/>
-                                <w:szCs w:val="18"/>
+                                <w:highlight w:val="green"/>
+                                <w:lang w:val="en-US"/>
+                              </w:rPr>
+                            </w:pPr>
+                            <w:r>
+                              <w:rPr>
+                                <w:sz w:val="18"/>
+                                <w:szCs w:val="18"/>
+                                <w:highlight w:val="green"/>
                                 <w:lang w:val="en-US"/>
                               </w:rPr>
                               <w:t>teacher</w:t>
@@ -6728,6 +6538,7 @@
                               <w:rPr>
                                 <w:sz w:val="18"/>
                                 <w:szCs w:val="18"/>
+                                <w:highlight w:val="green"/>
                                 <w:lang w:val="en-US"/>
                               </w:rPr>
                               <w:t>/logout</w:t>
@@ -6768,7 +6579,6 @@
                                 <w:lang w:val="en-US"/>
                               </w:rPr>
                             </w:pPr>
-                            <w:proofErr w:type="spellStart"/>
                             <w:r>
                               <w:rPr>
                                 <w:sz w:val="18"/>
@@ -6777,7 +6587,6 @@
                               </w:rPr>
                               <w:t>Sidebar.jsx</w:t>
                             </w:r>
-                            <w:proofErr w:type="spellEnd"/>
                           </w:p>
                         </w:tc>
                         <w:tc>
@@ -6866,6 +6675,7 @@
                               <w:rPr>
                                 <w:sz w:val="18"/>
                                 <w:szCs w:val="18"/>
+                                <w:highlight w:val="green"/>
                                 <w:lang w:val="en-US"/>
                               </w:rPr>
                               <w:t>student/signup</w:t>
@@ -6906,7 +6716,6 @@
                                 <w:lang w:val="en-US"/>
                               </w:rPr>
                             </w:pPr>
-                            <w:proofErr w:type="spellStart"/>
                             <w:r>
                               <w:rPr>
                                 <w:sz w:val="18"/>
@@ -6923,7 +6732,6 @@
                               </w:rPr>
                               <w:t>.jsx</w:t>
                             </w:r>
-                            <w:proofErr w:type="spellEnd"/>
                           </w:p>
                         </w:tc>
                         <w:tc>
@@ -6988,18 +6796,8 @@
                                 <w:szCs w:val="18"/>
                                 <w:lang w:val="en-US"/>
                               </w:rPr>
-                              <w:t>student/</w:t>
-                            </w:r>
-                            <w:proofErr w:type="spellStart"/>
-                            <w:r>
-                              <w:rPr>
-                                <w:sz w:val="18"/>
-                                <w:szCs w:val="18"/>
-                                <w:lang w:val="en-US"/>
-                              </w:rPr>
-                              <w:t>editProfile</w:t>
-                            </w:r>
-                            <w:proofErr w:type="spellEnd"/>
+                              <w:t>student/editProfile</w:t>
+                            </w:r>
                           </w:p>
                         </w:tc>
                         <w:tc>
@@ -7083,27 +6881,19 @@
                               <w:rPr>
                                 <w:sz w:val="18"/>
                                 <w:szCs w:val="18"/>
-                                <w:lang w:val="en-US"/>
-                              </w:rPr>
-                            </w:pPr>
-                            <w:r>
-                              <w:rPr>
-                                <w:sz w:val="18"/>
-                                <w:szCs w:val="18"/>
-                                <w:lang w:val="en-US"/>
-                              </w:rPr>
-                              <w:t>student/</w:t>
-                            </w:r>
-                            <w:proofErr w:type="spellStart"/>
-                            <w:r>
-                              <w:rPr>
-                                <w:sz w:val="18"/>
-                                <w:szCs w:val="18"/>
-                                <w:lang w:val="en-US"/>
-                              </w:rPr>
-                              <w:t>confirmAccess</w:t>
-                            </w:r>
-                            <w:proofErr w:type="spellEnd"/>
+                                <w:highlight w:val="green"/>
+                                <w:lang w:val="en-US"/>
+                              </w:rPr>
+                            </w:pPr>
+                            <w:r>
+                              <w:rPr>
+                                <w:sz w:val="18"/>
+                                <w:szCs w:val="18"/>
+                                <w:highlight w:val="green"/>
+                                <w:lang w:val="en-US"/>
+                              </w:rPr>
+                              <w:t>student/confirmAccess</w:t>
+                            </w:r>
                           </w:p>
                         </w:tc>
                         <w:tc>
@@ -7146,18 +6936,8 @@
                                 <w:szCs w:val="18"/>
                                 <w:lang w:val="en-US"/>
                               </w:rPr>
-                              <w:t xml:space="preserve">Forget </w:t>
-                            </w:r>
-                            <w:proofErr w:type="spellStart"/>
-                            <w:r>
-                              <w:rPr>
-                                <w:sz w:val="18"/>
-                                <w:szCs w:val="18"/>
-                                <w:lang w:val="en-US"/>
-                              </w:rPr>
-                              <w:t>Password.jsx</w:t>
-                            </w:r>
-                            <w:proofErr w:type="spellEnd"/>
+                              <w:t>Forget Password.jsx</w:t>
+                            </w:r>
                           </w:p>
                         </w:tc>
                         <w:tc>
@@ -7213,27 +6993,19 @@
                               <w:rPr>
                                 <w:sz w:val="18"/>
                                 <w:szCs w:val="18"/>
-                                <w:lang w:val="en-US"/>
-                              </w:rPr>
-                            </w:pPr>
-                            <w:r>
-                              <w:rPr>
-                                <w:sz w:val="18"/>
-                                <w:szCs w:val="18"/>
-                                <w:lang w:val="en-US"/>
-                              </w:rPr>
-                              <w:t>student/</w:t>
-                            </w:r>
-                            <w:proofErr w:type="spellStart"/>
-                            <w:r>
-                              <w:rPr>
-                                <w:sz w:val="18"/>
-                                <w:szCs w:val="18"/>
-                                <w:lang w:val="en-US"/>
-                              </w:rPr>
-                              <w:t>resetPassword</w:t>
-                            </w:r>
-                            <w:proofErr w:type="spellEnd"/>
+                                <w:highlight w:val="green"/>
+                                <w:lang w:val="en-US"/>
+                              </w:rPr>
+                            </w:pPr>
+                            <w:r>
+                              <w:rPr>
+                                <w:sz w:val="18"/>
+                                <w:szCs w:val="18"/>
+                                <w:highlight w:val="green"/>
+                                <w:lang w:val="en-US"/>
+                              </w:rPr>
+                              <w:t>student/resetPassword</w:t>
+                            </w:r>
                           </w:p>
                         </w:tc>
                         <w:tc>
@@ -7276,18 +7048,8 @@
                                 <w:szCs w:val="18"/>
                                 <w:lang w:val="en-US"/>
                               </w:rPr>
-                              <w:t xml:space="preserve">Forget </w:t>
-                            </w:r>
-                            <w:proofErr w:type="spellStart"/>
-                            <w:r>
-                              <w:rPr>
-                                <w:sz w:val="18"/>
-                                <w:szCs w:val="18"/>
-                                <w:lang w:val="en-US"/>
-                              </w:rPr>
-                              <w:t>Password.jsx</w:t>
-                            </w:r>
-                            <w:proofErr w:type="spellEnd"/>
+                              <w:t>Forget Password.jsx</w:t>
+                            </w:r>
                           </w:p>
                         </w:tc>
                         <w:tc>
@@ -7343,13 +7105,15 @@
                               <w:rPr>
                                 <w:sz w:val="18"/>
                                 <w:szCs w:val="18"/>
-                                <w:lang w:val="en-US"/>
-                              </w:rPr>
-                            </w:pPr>
-                            <w:r>
-                              <w:rPr>
-                                <w:sz w:val="18"/>
-                                <w:szCs w:val="18"/>
+                                <w:highlight w:val="green"/>
+                                <w:lang w:val="en-US"/>
+                              </w:rPr>
+                            </w:pPr>
+                            <w:r>
+                              <w:rPr>
+                                <w:sz w:val="18"/>
+                                <w:szCs w:val="18"/>
+                                <w:highlight w:val="green"/>
                                 <w:lang w:val="en-US"/>
                               </w:rPr>
                               <w:t>student/login</w:t>
@@ -7390,7 +7154,6 @@
                                 <w:lang w:val="en-US"/>
                               </w:rPr>
                             </w:pPr>
-                            <w:proofErr w:type="spellStart"/>
                             <w:r>
                               <w:rPr>
                                 <w:sz w:val="18"/>
@@ -7407,7 +7170,6 @@
                               </w:rPr>
                               <w:t>.jsx</w:t>
                             </w:r>
-                            <w:proofErr w:type="spellEnd"/>
                             <w:r>
                               <w:rPr>
                                 <w:sz w:val="18"/>
@@ -7471,13 +7233,15 @@
                               <w:rPr>
                                 <w:sz w:val="18"/>
                                 <w:szCs w:val="18"/>
-                                <w:lang w:val="en-US"/>
-                              </w:rPr>
-                            </w:pPr>
-                            <w:r>
-                              <w:rPr>
-                                <w:sz w:val="18"/>
-                                <w:szCs w:val="18"/>
+                                <w:highlight w:val="green"/>
+                                <w:lang w:val="en-US"/>
+                              </w:rPr>
+                            </w:pPr>
+                            <w:r>
+                              <w:rPr>
+                                <w:sz w:val="18"/>
+                                <w:szCs w:val="18"/>
+                                <w:highlight w:val="green"/>
                                 <w:lang w:val="en-US"/>
                               </w:rPr>
                               <w:t>student/logout</w:t>
@@ -7518,7 +7282,6 @@
                                 <w:lang w:val="en-US"/>
                               </w:rPr>
                             </w:pPr>
-                            <w:proofErr w:type="spellStart"/>
                             <w:r>
                               <w:rPr>
                                 <w:sz w:val="18"/>
@@ -7527,7 +7290,6 @@
                               </w:rPr>
                               <w:t>Sidebar.jsx</w:t>
                             </w:r>
-                            <w:proofErr w:type="spellEnd"/>
                           </w:p>
                         </w:tc>
                         <w:tc>
@@ -7609,13 +7371,15 @@
                               <w:rPr>
                                 <w:sz w:val="18"/>
                                 <w:szCs w:val="18"/>
-                                <w:lang w:val="en-US"/>
-                              </w:rPr>
-                            </w:pPr>
-                            <w:r>
-                              <w:rPr>
-                                <w:sz w:val="18"/>
-                                <w:szCs w:val="18"/>
+                                <w:highlight w:val="green"/>
+                                <w:lang w:val="en-US"/>
+                              </w:rPr>
+                            </w:pPr>
+                            <w:r>
+                              <w:rPr>
+                                <w:sz w:val="18"/>
+                                <w:szCs w:val="18"/>
+                                <w:highlight w:val="green"/>
                                 <w:lang w:val="en-US"/>
                               </w:rPr>
                               <w:t>template/create</w:t>
@@ -7662,18 +7426,8 @@
                                 <w:szCs w:val="18"/>
                                 <w:lang w:val="en-US"/>
                               </w:rPr>
-                              <w:t xml:space="preserve">Template &gt; Create &gt; </w:t>
-                            </w:r>
-                            <w:proofErr w:type="spellStart"/>
-                            <w:r>
-                              <w:rPr>
-                                <w:sz w:val="18"/>
-                                <w:szCs w:val="18"/>
-                                <w:lang w:val="en-US"/>
-                              </w:rPr>
-                              <w:t>index.jsx</w:t>
-                            </w:r>
-                            <w:proofErr w:type="spellEnd"/>
+                              <w:t>Template &gt; Create &gt; index.jsx</w:t>
+                            </w:r>
                           </w:p>
                         </w:tc>
                         <w:tc>
@@ -7729,13 +7483,15 @@
                               <w:rPr>
                                 <w:sz w:val="18"/>
                                 <w:szCs w:val="18"/>
-                                <w:lang w:val="en-US"/>
-                              </w:rPr>
-                            </w:pPr>
-                            <w:r>
-                              <w:rPr>
-                                <w:sz w:val="18"/>
-                                <w:szCs w:val="18"/>
+                                <w:highlight w:val="green"/>
+                                <w:lang w:val="en-US"/>
+                              </w:rPr>
+                            </w:pPr>
+                            <w:r>
+                              <w:rPr>
+                                <w:sz w:val="18"/>
+                                <w:szCs w:val="18"/>
+                                <w:highlight w:val="green"/>
                                 <w:lang w:val="en-US"/>
                               </w:rPr>
                               <w:t>template/edit/:id</w:t>
@@ -7782,18 +7538,8 @@
                                 <w:szCs w:val="18"/>
                                 <w:lang w:val="en-US"/>
                               </w:rPr>
-                              <w:t xml:space="preserve">Template &gt; Create &gt; </w:t>
-                            </w:r>
-                            <w:proofErr w:type="spellStart"/>
-                            <w:r>
-                              <w:rPr>
-                                <w:sz w:val="18"/>
-                                <w:szCs w:val="18"/>
-                                <w:lang w:val="en-US"/>
-                              </w:rPr>
-                              <w:t>index.jsx</w:t>
-                            </w:r>
-                            <w:proofErr w:type="spellEnd"/>
+                              <w:t>Template &gt; Create &gt; index.jsx</w:t>
+                            </w:r>
                           </w:p>
                         </w:tc>
                         <w:tc>
@@ -7858,18 +7604,8 @@
                                 <w:szCs w:val="18"/>
                                 <w:lang w:val="en-US"/>
                               </w:rPr>
-                              <w:t>template/</w:t>
-                            </w:r>
-                            <w:proofErr w:type="spellStart"/>
-                            <w:r>
-                              <w:rPr>
-                                <w:sz w:val="18"/>
-                                <w:szCs w:val="18"/>
-                                <w:lang w:val="en-US"/>
-                              </w:rPr>
-                              <w:t>getAll</w:t>
-                            </w:r>
-                            <w:proofErr w:type="spellEnd"/>
+                              <w:t>template/getAll</w:t>
+                            </w:r>
                           </w:p>
                         </w:tc>
                         <w:tc>
@@ -7958,42 +7694,18 @@
                               <w:rPr>
                                 <w:sz w:val="18"/>
                                 <w:szCs w:val="18"/>
-                                <w:lang w:val="en-US"/>
-                              </w:rPr>
-                            </w:pPr>
-                            <w:r>
-                              <w:rPr>
-                                <w:sz w:val="18"/>
-                                <w:szCs w:val="18"/>
-                                <w:lang w:val="en-US"/>
-                              </w:rPr>
-                              <w:t>template/</w:t>
-                            </w:r>
-                            <w:proofErr w:type="spellStart"/>
-                            <w:r>
-                              <w:rPr>
-                                <w:sz w:val="18"/>
-                                <w:szCs w:val="18"/>
-                                <w:lang w:val="en-US"/>
-                              </w:rPr>
-                              <w:t>get</w:t>
-                            </w:r>
-                            <w:r>
-                              <w:rPr>
-                                <w:sz w:val="18"/>
-                                <w:szCs w:val="18"/>
-                                <w:lang w:val="en-US"/>
-                              </w:rPr>
-                              <w:t>Teacher</w:t>
-                            </w:r>
-                            <w:proofErr w:type="spellEnd"/>
-                            <w:r>
-                              <w:rPr>
-                                <w:sz w:val="18"/>
-                                <w:szCs w:val="18"/>
-                                <w:lang w:val="en-US"/>
-                              </w:rPr>
-                              <w:t>/:username</w:t>
+                                <w:highlight w:val="green"/>
+                                <w:lang w:val="en-US"/>
+                              </w:rPr>
+                            </w:pPr>
+                            <w:r>
+                              <w:rPr>
+                                <w:sz w:val="18"/>
+                                <w:szCs w:val="18"/>
+                                <w:highlight w:val="green"/>
+                                <w:lang w:val="en-US"/>
+                              </w:rPr>
+                              <w:t>template/getTeacher/:username</w:t>
                             </w:r>
                           </w:p>
                         </w:tc>
@@ -8062,18 +7774,8 @@
                                 <w:szCs w:val="18"/>
                                 <w:lang w:val="en-US"/>
                               </w:rPr>
-                              <w:t xml:space="preserve">Template &gt; </w:t>
-                            </w:r>
-                            <w:proofErr w:type="spellStart"/>
-                            <w:r>
-                              <w:rPr>
-                                <w:sz w:val="18"/>
-                                <w:szCs w:val="18"/>
-                                <w:lang w:val="en-US"/>
-                              </w:rPr>
-                              <w:t>index.jsx</w:t>
-                            </w:r>
-                            <w:proofErr w:type="spellEnd"/>
+                              <w:t>Template &gt; index.jsx</w:t>
+                            </w:r>
                           </w:p>
                         </w:tc>
                         <w:tc>
@@ -8134,6 +7836,7 @@
                               <w:rPr>
                                 <w:sz w:val="18"/>
                                 <w:szCs w:val="18"/>
+                                <w:highlight w:val="green"/>
                                 <w:lang w:val="en-US"/>
                               </w:rPr>
                             </w:pPr>
@@ -8234,13 +7937,15 @@
                               <w:rPr>
                                 <w:sz w:val="18"/>
                                 <w:szCs w:val="18"/>
-                                <w:lang w:val="en-US"/>
-                              </w:rPr>
-                            </w:pPr>
-                            <w:r>
-                              <w:rPr>
-                                <w:sz w:val="18"/>
-                                <w:szCs w:val="18"/>
+                                <w:highlight w:val="green"/>
+                                <w:lang w:val="en-US"/>
+                              </w:rPr>
+                            </w:pPr>
+                            <w:r>
+                              <w:rPr>
+                                <w:sz w:val="18"/>
+                                <w:szCs w:val="18"/>
+                                <w:highlight w:val="green"/>
                                 <w:lang w:val="en-US"/>
                               </w:rPr>
                               <w:t>template/get/:id</w:t>
@@ -8282,23 +7987,13 @@
                                 <w:lang w:val="en-US"/>
                               </w:rPr>
                             </w:pPr>
-                            <w:proofErr w:type="spellStart"/>
-                            <w:r>
-                              <w:rPr>
-                                <w:sz w:val="18"/>
-                                <w:szCs w:val="18"/>
-                                <w:lang w:val="en-US"/>
-                              </w:rPr>
-                              <w:t>ViewTemplate.jsx</w:t>
-                            </w:r>
-                            <w:proofErr w:type="spellEnd"/>
-                            <w:r>
-                              <w:rPr>
-                                <w:sz w:val="18"/>
-                                <w:szCs w:val="18"/>
-                                <w:lang w:val="en-US"/>
-                              </w:rPr>
-                              <w:t>(Components)</w:t>
+                            <w:r>
+                              <w:rPr>
+                                <w:sz w:val="18"/>
+                                <w:szCs w:val="18"/>
+                                <w:lang w:val="en-US"/>
+                              </w:rPr>
+                              <w:t>ViewTemplate.jsx(Components)</w:t>
                             </w:r>
                           </w:p>
                         </w:tc>
@@ -8360,6 +8055,7 @@
                               <w:rPr>
                                 <w:sz w:val="18"/>
                                 <w:szCs w:val="18"/>
+                                <w:highlight w:val="green"/>
                                 <w:lang w:val="en-US"/>
                               </w:rPr>
                             </w:pPr>
@@ -8455,13 +8151,15 @@
                               <w:rPr>
                                 <w:sz w:val="18"/>
                                 <w:szCs w:val="18"/>
-                                <w:lang w:val="en-US"/>
-                              </w:rPr>
-                            </w:pPr>
-                            <w:r>
-                              <w:rPr>
-                                <w:sz w:val="18"/>
-                                <w:szCs w:val="18"/>
+                                <w:highlight w:val="green"/>
+                                <w:lang w:val="en-US"/>
+                              </w:rPr>
+                            </w:pPr>
+                            <w:r>
+                              <w:rPr>
+                                <w:sz w:val="18"/>
+                                <w:szCs w:val="18"/>
+                                <w:highlight w:val="green"/>
                                 <w:lang w:val="en-US"/>
                               </w:rPr>
                               <w:t>template/delete/:id</w:t>
@@ -8508,18 +8206,8 @@
                                 <w:szCs w:val="18"/>
                                 <w:lang w:val="en-US"/>
                               </w:rPr>
-                              <w:t xml:space="preserve">Template &gt; </w:t>
-                            </w:r>
-                            <w:proofErr w:type="spellStart"/>
-                            <w:r>
-                              <w:rPr>
-                                <w:sz w:val="18"/>
-                                <w:szCs w:val="18"/>
-                                <w:lang w:val="en-US"/>
-                              </w:rPr>
-                              <w:t>index.jsx</w:t>
-                            </w:r>
-                            <w:proofErr w:type="spellEnd"/>
+                              <w:t>Template &gt; index.jsx</w:t>
+                            </w:r>
                           </w:p>
                         </w:tc>
                         <w:tc>
@@ -8601,13 +8289,15 @@
                               <w:rPr>
                                 <w:sz w:val="18"/>
                                 <w:szCs w:val="18"/>
-                                <w:lang w:val="en-US"/>
-                              </w:rPr>
-                            </w:pPr>
-                            <w:r>
-                              <w:rPr>
-                                <w:sz w:val="18"/>
-                                <w:szCs w:val="18"/>
+                                <w:highlight w:val="green"/>
+                                <w:lang w:val="en-US"/>
+                              </w:rPr>
+                            </w:pPr>
+                            <w:r>
+                              <w:rPr>
+                                <w:sz w:val="18"/>
+                                <w:szCs w:val="18"/>
+                                <w:highlight w:val="green"/>
                                 <w:lang w:val="en-US"/>
                               </w:rPr>
                               <w:t>assessment/create</w:t>
@@ -8654,18 +8344,8 @@
                                 <w:szCs w:val="18"/>
                                 <w:lang w:val="en-US"/>
                               </w:rPr>
-                              <w:t xml:space="preserve">Assessment &gt; Create &gt; </w:t>
-                            </w:r>
-                            <w:proofErr w:type="spellStart"/>
-                            <w:r>
-                              <w:rPr>
-                                <w:sz w:val="18"/>
-                                <w:szCs w:val="18"/>
-                                <w:lang w:val="en-US"/>
-                              </w:rPr>
-                              <w:t>index.jsx</w:t>
-                            </w:r>
-                            <w:proofErr w:type="spellEnd"/>
+                              <w:t>Assessment &gt; Create &gt; index.jsx</w:t>
+                            </w:r>
                           </w:p>
                         </w:tc>
                         <w:tc>
@@ -8730,18 +8410,8 @@
                                 <w:szCs w:val="18"/>
                                 <w:lang w:val="en-US"/>
                               </w:rPr>
-                              <w:t>assessment /</w:t>
-                            </w:r>
-                            <w:proofErr w:type="spellStart"/>
-                            <w:r>
-                              <w:rPr>
-                                <w:sz w:val="18"/>
-                                <w:szCs w:val="18"/>
-                                <w:lang w:val="en-US"/>
-                              </w:rPr>
-                              <w:t>createAi</w:t>
-                            </w:r>
-                            <w:proofErr w:type="spellEnd"/>
+                              <w:t>assessment /createAi</w:t>
+                            </w:r>
                           </w:p>
                         </w:tc>
                         <w:tc>
@@ -8825,13 +8495,15 @@
                               <w:rPr>
                                 <w:sz w:val="18"/>
                                 <w:szCs w:val="18"/>
-                                <w:lang w:val="en-US"/>
-                              </w:rPr>
-                            </w:pPr>
-                            <w:r>
-                              <w:rPr>
-                                <w:sz w:val="18"/>
-                                <w:szCs w:val="18"/>
+                                <w:highlight w:val="green"/>
+                                <w:lang w:val="en-US"/>
+                              </w:rPr>
+                            </w:pPr>
+                            <w:r>
+                              <w:rPr>
+                                <w:sz w:val="18"/>
+                                <w:szCs w:val="18"/>
+                                <w:highlight w:val="green"/>
                                 <w:lang w:val="en-US"/>
                               </w:rPr>
                               <w:t>assessment /edit/:id</w:t>
@@ -8878,18 +8550,8 @@
                                 <w:szCs w:val="18"/>
                                 <w:lang w:val="en-US"/>
                               </w:rPr>
-                              <w:t xml:space="preserve">Assessment &gt; Create &gt; </w:t>
-                            </w:r>
-                            <w:proofErr w:type="spellStart"/>
-                            <w:r>
-                              <w:rPr>
-                                <w:sz w:val="18"/>
-                                <w:szCs w:val="18"/>
-                                <w:lang w:val="en-US"/>
-                              </w:rPr>
-                              <w:t>index.jsx</w:t>
-                            </w:r>
-                            <w:proofErr w:type="spellEnd"/>
+                              <w:t>Assessment &gt; Create &gt; index.jsx</w:t>
+                            </w:r>
                           </w:p>
                         </w:tc>
                         <w:tc>
@@ -8945,6 +8607,7 @@
                               <w:rPr>
                                 <w:sz w:val="18"/>
                                 <w:szCs w:val="18"/>
+                                <w:highlight w:val="green"/>
                                 <w:lang w:val="en-US"/>
                               </w:rPr>
                             </w:pPr>
@@ -8953,6 +8616,7 @@
                                 <w:rFonts w:cstheme="minorHAnsi"/>
                                 <w:sz w:val="18"/>
                                 <w:szCs w:val="18"/>
+                                <w:highlight w:val="green"/>
                                 <w:lang w:val="en-US"/>
                               </w:rPr>
                               <w:t>assessment/</w:t>
@@ -8962,29 +8626,10 @@
                                 <w:rFonts w:eastAsia="Times New Roman" w:cstheme="minorHAnsi"/>
                                 <w:sz w:val="18"/>
                                 <w:szCs w:val="18"/>
+                                <w:highlight w:val="green"/>
                                 <w:lang w:eastAsia="en-IN"/>
                               </w:rPr>
-                              <w:t xml:space="preserve"> </w:t>
-                            </w:r>
-                            <w:proofErr w:type="spellStart"/>
-                            <w:r>
-                              <w:rPr>
-                                <w:rFonts w:eastAsia="Times New Roman" w:cstheme="minorHAnsi"/>
-                                <w:sz w:val="18"/>
-                                <w:szCs w:val="18"/>
-                                <w:lang w:eastAsia="en-IN"/>
-                              </w:rPr>
-                              <w:t>updateStatus</w:t>
-                            </w:r>
-                            <w:proofErr w:type="spellEnd"/>
-                            <w:r>
-                              <w:rPr>
-                                <w:rFonts w:eastAsia="Times New Roman" w:cstheme="minorHAnsi"/>
-                                <w:sz w:val="18"/>
-                                <w:szCs w:val="18"/>
-                                <w:lang w:eastAsia="en-IN"/>
-                              </w:rPr>
-                              <w:t>/:id</w:t>
+                              <w:t xml:space="preserve"> updateStatus/:id</w:t>
                             </w:r>
                           </w:p>
                         </w:tc>
@@ -9028,18 +8673,8 @@
                                 <w:szCs w:val="18"/>
                                 <w:lang w:val="en-US"/>
                               </w:rPr>
-                              <w:t xml:space="preserve">Assessment &gt; </w:t>
-                            </w:r>
-                            <w:proofErr w:type="spellStart"/>
-                            <w:r>
-                              <w:rPr>
-                                <w:sz w:val="18"/>
-                                <w:szCs w:val="18"/>
-                                <w:lang w:val="en-US"/>
-                              </w:rPr>
-                              <w:t>index.jsx</w:t>
-                            </w:r>
-                            <w:proofErr w:type="spellEnd"/>
+                              <w:t>Assessment &gt; index.jsx</w:t>
+                            </w:r>
                           </w:p>
                         </w:tc>
                         <w:tc>
@@ -9104,18 +8739,8 @@
                                 <w:szCs w:val="18"/>
                                 <w:lang w:val="en-US"/>
                               </w:rPr>
-                              <w:t>assessment/</w:t>
-                            </w:r>
-                            <w:proofErr w:type="spellStart"/>
-                            <w:r>
-                              <w:rPr>
-                                <w:sz w:val="18"/>
-                                <w:szCs w:val="18"/>
-                                <w:lang w:val="en-US"/>
-                              </w:rPr>
-                              <w:t>getAll</w:t>
-                            </w:r>
-                            <w:proofErr w:type="spellEnd"/>
+                              <w:t>assessment/getAll</w:t>
+                            </w:r>
                           </w:p>
                         </w:tc>
                         <w:tc>
@@ -9199,13 +8824,15 @@
                               <w:rPr>
                                 <w:sz w:val="18"/>
                                 <w:szCs w:val="18"/>
-                                <w:lang w:val="en-US"/>
-                              </w:rPr>
-                            </w:pPr>
-                            <w:r>
-                              <w:rPr>
-                                <w:sz w:val="18"/>
-                                <w:szCs w:val="18"/>
+                                <w:highlight w:val="green"/>
+                                <w:lang w:val="en-US"/>
+                              </w:rPr>
+                            </w:pPr>
+                            <w:r>
+                              <w:rPr>
+                                <w:sz w:val="18"/>
+                                <w:szCs w:val="18"/>
+                                <w:highlight w:val="green"/>
                                 <w:lang w:val="en-US"/>
                               </w:rPr>
                               <w:t>assessment/get/:id</w:t>
@@ -9246,23 +8873,13 @@
                                 <w:lang w:val="en-US"/>
                               </w:rPr>
                             </w:pPr>
-                            <w:proofErr w:type="spellStart"/>
-                            <w:r>
-                              <w:rPr>
-                                <w:sz w:val="18"/>
-                                <w:szCs w:val="18"/>
-                                <w:lang w:val="en-US"/>
-                              </w:rPr>
-                              <w:t>ViewAssessment.jsx</w:t>
-                            </w:r>
-                            <w:proofErr w:type="spellEnd"/>
-                            <w:r>
-                              <w:rPr>
-                                <w:sz w:val="18"/>
-                                <w:szCs w:val="18"/>
-                                <w:lang w:val="en-US"/>
-                              </w:rPr>
-                              <w:t>(Components)</w:t>
+                            <w:r>
+                              <w:rPr>
+                                <w:sz w:val="18"/>
+                                <w:szCs w:val="18"/>
+                                <w:lang w:val="en-US"/>
+                              </w:rPr>
+                              <w:t>ViewAssessment.jsx(Components)</w:t>
                             </w:r>
                           </w:p>
                         </w:tc>
@@ -9319,42 +8936,18 @@
                               <w:rPr>
                                 <w:sz w:val="18"/>
                                 <w:szCs w:val="18"/>
-                                <w:lang w:val="en-US"/>
-                              </w:rPr>
-                            </w:pPr>
-                            <w:r>
-                              <w:rPr>
-                                <w:sz w:val="18"/>
-                                <w:szCs w:val="18"/>
-                                <w:lang w:val="en-US"/>
-                              </w:rPr>
-                              <w:t>assessment/</w:t>
-                            </w:r>
-                            <w:proofErr w:type="spellStart"/>
-                            <w:r>
-                              <w:rPr>
-                                <w:sz w:val="18"/>
-                                <w:szCs w:val="18"/>
-                                <w:lang w:val="en-US"/>
-                              </w:rPr>
-                              <w:t>get</w:t>
-                            </w:r>
-                            <w:r>
-                              <w:rPr>
-                                <w:sz w:val="18"/>
-                                <w:szCs w:val="18"/>
-                                <w:lang w:val="en-US"/>
-                              </w:rPr>
-                              <w:t>teacher</w:t>
-                            </w:r>
-                            <w:proofErr w:type="spellEnd"/>
-                            <w:r>
-                              <w:rPr>
-                                <w:sz w:val="18"/>
-                                <w:szCs w:val="18"/>
-                                <w:lang w:val="en-US"/>
-                              </w:rPr>
-                              <w:t>/:username</w:t>
+                                <w:highlight w:val="green"/>
+                                <w:lang w:val="en-US"/>
+                              </w:rPr>
+                            </w:pPr>
+                            <w:r>
+                              <w:rPr>
+                                <w:sz w:val="18"/>
+                                <w:szCs w:val="18"/>
+                                <w:highlight w:val="green"/>
+                                <w:lang w:val="en-US"/>
+                              </w:rPr>
+                              <w:t>assessment/getteacher/:username</w:t>
                             </w:r>
                           </w:p>
                         </w:tc>
@@ -9422,18 +9015,8 @@
                                 <w:szCs w:val="18"/>
                                 <w:lang w:val="en-US"/>
                               </w:rPr>
-                              <w:t xml:space="preserve">Assessment &gt; </w:t>
-                            </w:r>
-                            <w:proofErr w:type="spellStart"/>
-                            <w:r>
-                              <w:rPr>
-                                <w:sz w:val="18"/>
-                                <w:szCs w:val="18"/>
-                                <w:lang w:val="en-US"/>
-                              </w:rPr>
-                              <w:t>index.jsx</w:t>
-                            </w:r>
-                            <w:proofErr w:type="spellEnd"/>
+                              <w:t>Assessment &gt; index.jsx</w:t>
+                            </w:r>
                           </w:p>
                         </w:tc>
                         <w:tc>
@@ -9489,30 +9072,24 @@
                               <w:rPr>
                                 <w:sz w:val="18"/>
                                 <w:szCs w:val="18"/>
-                                <w:lang w:val="en-US"/>
-                              </w:rPr>
-                            </w:pPr>
-                            <w:r>
-                              <w:rPr>
-                                <w:sz w:val="18"/>
-                                <w:szCs w:val="18"/>
-                                <w:lang w:val="en-US"/>
-                              </w:rPr>
-                              <w:t>assessment/</w:t>
-                            </w:r>
-                            <w:proofErr w:type="spellStart"/>
-                            <w:r>
-                              <w:rPr>
-                                <w:sz w:val="18"/>
-                                <w:szCs w:val="18"/>
-                                <w:lang w:val="en-US"/>
-                              </w:rPr>
-                              <w:t>get</w:t>
-                            </w:r>
-                            <w:r>
-                              <w:rPr>
-                                <w:sz w:val="18"/>
-                                <w:szCs w:val="18"/>
+                                <w:highlight w:val="green"/>
+                                <w:lang w:val="en-US"/>
+                              </w:rPr>
+                            </w:pPr>
+                            <w:r>
+                              <w:rPr>
+                                <w:sz w:val="18"/>
+                                <w:szCs w:val="18"/>
+                                <w:highlight w:val="green"/>
+                                <w:lang w:val="en-US"/>
+                              </w:rPr>
+                              <w:t>assessment/get</w:t>
+                            </w:r>
+                            <w:r>
+                              <w:rPr>
+                                <w:sz w:val="18"/>
+                                <w:szCs w:val="18"/>
+                                <w:highlight w:val="green"/>
                                 <w:lang w:val="en-US"/>
                               </w:rPr>
                               <w:t>S</w:t>
@@ -9521,11 +9098,11 @@
                               <w:rPr>
                                 <w:sz w:val="18"/>
                                 <w:szCs w:val="18"/>
+                                <w:highlight w:val="green"/>
                                 <w:lang w:val="en-US"/>
                               </w:rPr>
                               <w:t>tudent</w:t>
                             </w:r>
-                            <w:proofErr w:type="spellEnd"/>
                           </w:p>
                         </w:tc>
                         <w:tc>
@@ -9556,16 +9133,14 @@
                               </w:rPr>
                               <w:t xml:space="preserve"> by </w:t>
                             </w:r>
-                            <w:proofErr w:type="spellStart"/>
-                            <w:r>
-                              <w:rPr>
-                                <w:sz w:val="18"/>
-                                <w:szCs w:val="18"/>
-                                <w:lang w:val="en-US"/>
-                              </w:rPr>
-                              <w:t>gradelevel</w:t>
-                            </w:r>
-                            <w:proofErr w:type="spellEnd"/>
+                            <w:r>
+                              <w:rPr>
+                                <w:sz w:val="18"/>
+                                <w:szCs w:val="18"/>
+                                <w:lang w:val="en-US"/>
+                              </w:rPr>
+                              <w:t>Gradelevel</w:t>
+                            </w:r>
                           </w:p>
                         </w:tc>
                         <w:tc>
@@ -9586,18 +9161,8 @@
                                 <w:szCs w:val="18"/>
                                 <w:lang w:val="en-US"/>
                               </w:rPr>
-                              <w:t xml:space="preserve">Student &gt; Assessment &gt; </w:t>
-                            </w:r>
-                            <w:proofErr w:type="spellStart"/>
-                            <w:r>
-                              <w:rPr>
-                                <w:sz w:val="18"/>
-                                <w:szCs w:val="18"/>
-                                <w:lang w:val="en-US"/>
-                              </w:rPr>
-                              <w:t>index.jsx</w:t>
-                            </w:r>
-                            <w:proofErr w:type="spellEnd"/>
+                              <w:t>Student &gt; Assessment &gt; index.jsx</w:t>
+                            </w:r>
                           </w:p>
                         </w:tc>
                         <w:tc>
@@ -9656,6 +9221,7 @@
                                 <w:color w:val="D4D4D4"/>
                                 <w:sz w:val="18"/>
                                 <w:szCs w:val="18"/>
+                                <w:highlight w:val="green"/>
                                 <w:lang w:eastAsia="en-IN"/>
                               </w:rPr>
                             </w:pPr>
@@ -9663,27 +9229,10 @@
                               <w:rPr>
                                 <w:sz w:val="18"/>
                                 <w:szCs w:val="18"/>
+                                <w:highlight w:val="green"/>
                                 <w:lang w:eastAsia="en-IN"/>
                               </w:rPr>
-                              <w:t>/get/</w:t>
-                            </w:r>
-                            <w:proofErr w:type="spellStart"/>
-                            <w:r>
-                              <w:rPr>
-                                <w:sz w:val="18"/>
-                                <w:szCs w:val="18"/>
-                                <w:lang w:eastAsia="en-IN"/>
-                              </w:rPr>
-                              <w:t>studentAssessment</w:t>
-                            </w:r>
-                            <w:proofErr w:type="spellEnd"/>
-                            <w:r>
-                              <w:rPr>
-                                <w:sz w:val="18"/>
-                                <w:szCs w:val="18"/>
-                                <w:lang w:eastAsia="en-IN"/>
-                              </w:rPr>
-                              <w:t>/:id</w:t>
+                              <w:t>/get/studentAssessment/:id</w:t>
                             </w:r>
                           </w:p>
                         </w:tc>
@@ -9721,7 +9270,6 @@
                                 <w:lang w:val="en-US"/>
                               </w:rPr>
                             </w:pPr>
-                            <w:proofErr w:type="spellStart"/>
                             <w:r>
                               <w:rPr>
                                 <w:sz w:val="18"/>
@@ -9730,7 +9278,6 @@
                               </w:rPr>
                               <w:t>ViewAssessmentBrief.jsx</w:t>
                             </w:r>
-                            <w:proofErr w:type="spellEnd"/>
                           </w:p>
                         </w:tc>
                         <w:tc>
@@ -9798,25 +9345,7 @@
                                 <w:szCs w:val="18"/>
                                 <w:lang w:eastAsia="en-IN"/>
                               </w:rPr>
-                              <w:t>/get/</w:t>
-                            </w:r>
-                            <w:proofErr w:type="spellStart"/>
-                            <w:r>
-                              <w:rPr>
-                                <w:sz w:val="18"/>
-                                <w:szCs w:val="18"/>
-                                <w:lang w:eastAsia="en-IN"/>
-                              </w:rPr>
-                              <w:t>assessmentPaper</w:t>
-                            </w:r>
-                            <w:proofErr w:type="spellEnd"/>
-                            <w:r>
-                              <w:rPr>
-                                <w:sz w:val="18"/>
-                                <w:szCs w:val="18"/>
-                                <w:lang w:eastAsia="en-IN"/>
-                              </w:rPr>
-                              <w:t>/:id</w:t>
+                              <w:t>/get/assessmentPaper/:id</w:t>
                             </w:r>
                           </w:p>
                         </w:tc>
@@ -9908,6 +9437,7 @@
                               <w:rPr>
                                 <w:sz w:val="18"/>
                                 <w:szCs w:val="18"/>
+                                <w:highlight w:val="green"/>
                                 <w:lang w:val="en-US"/>
                               </w:rPr>
                               <w:t>assessment/delete/:id</w:t>
@@ -9954,18 +9484,8 @@
                                 <w:szCs w:val="18"/>
                                 <w:lang w:val="en-US"/>
                               </w:rPr>
-                              <w:t xml:space="preserve">Assessment &gt; </w:t>
-                            </w:r>
-                            <w:proofErr w:type="spellStart"/>
-                            <w:r>
-                              <w:rPr>
-                                <w:sz w:val="18"/>
-                                <w:szCs w:val="18"/>
-                                <w:lang w:val="en-US"/>
-                              </w:rPr>
-                              <w:t>index.jsx</w:t>
-                            </w:r>
-                            <w:proofErr w:type="spellEnd"/>
+                              <w:t>Assessment &gt; index.jsx</w:t>
+                            </w:r>
                           </w:p>
                         </w:tc>
                         <w:tc>
@@ -10040,12 +9560,12 @@
                         <w:tc>
                           <w:tcPr>
                             <w:tcW w:w="3381" w:type="dxa"/>
-                          </w:tcPr>
-                          <w:p>
-                            <w:pPr>
-                              <w:pStyle w:val="NoSpacing"/>
-                              <w:rPr>
-                                <w:color w:val="D4D4D4"/>
+                            <w:shd w:val="clear" w:color="auto" w:fill="auto"/>
+                          </w:tcPr>
+                          <w:p>
+                            <w:pPr>
+                              <w:rPr>
+                                <w:rFonts w:eastAsia="Times New Roman" w:cstheme="minorHAnsi"/>
                                 <w:sz w:val="18"/>
                                 <w:szCs w:val="18"/>
                                 <w:lang w:eastAsia="en-IN"/>
@@ -10053,29 +9573,22 @@
                             </w:pPr>
                             <w:r>
                               <w:rPr>
+                                <w:rFonts w:cstheme="minorHAnsi"/>
                                 <w:sz w:val="18"/>
                                 <w:szCs w:val="18"/>
                                 <w:lang w:eastAsia="en-IN"/>
                               </w:rPr>
-                              <w:t>submission/</w:t>
-                            </w:r>
-                            <w:r>
-                              <w:rPr>
-                                <w:sz w:val="18"/>
-                                <w:szCs w:val="18"/>
-                              </w:rPr>
-                              <w:t xml:space="preserve"> </w:t>
-                            </w:r>
-                            <w:proofErr w:type="spellStart"/>
-                            <w:r>
-                              <w:rPr>
+                              <w:t>Submission/</w:t>
+                            </w:r>
+                            <w:r>
+                              <w:rPr>
+                                <w:rFonts w:eastAsia="Times New Roman" w:cstheme="minorHAnsi"/>
                                 <w:sz w:val="18"/>
                                 <w:szCs w:val="18"/>
                                 <w:lang w:eastAsia="en-IN"/>
                               </w:rPr>
-                              <w:t>submitAssessment</w:t>
-                            </w:r>
-                            <w:proofErr w:type="spellEnd"/>
+                              <w:t>/startExam</w:t>
+                            </w:r>
                           </w:p>
                         </w:tc>
                         <w:tc>
@@ -10096,18 +9609,8 @@
                                 <w:szCs w:val="18"/>
                                 <w:lang w:val="en-US"/>
                               </w:rPr>
-                              <w:t xml:space="preserve">Submit </w:t>
-                            </w:r>
-                            <w:proofErr w:type="spellStart"/>
-                            <w:r>
-                              <w:rPr>
-                                <w:sz w:val="18"/>
-                                <w:szCs w:val="18"/>
-                                <w:lang w:val="en-US"/>
-                              </w:rPr>
-                              <w:t>Assessmnet</w:t>
-                            </w:r>
-                            <w:proofErr w:type="spellEnd"/>
+                              <w:t>Start Assessment</w:t>
+                            </w:r>
                           </w:p>
                         </w:tc>
                         <w:tc>
@@ -10122,6 +9625,14 @@
                                 <w:lang w:val="en-US"/>
                               </w:rPr>
                             </w:pPr>
+                            <w:r>
+                              <w:rPr>
+                                <w:sz w:val="18"/>
+                                <w:szCs w:val="18"/>
+                                <w:lang w:val="en-US"/>
+                              </w:rPr>
+                              <w:t>Assessment &gt; index.jsx</w:t>
+                            </w:r>
                           </w:p>
                         </w:tc>
                         <w:tc>
@@ -10136,6 +9647,14 @@
                                 <w:lang w:val="en-US"/>
                               </w:rPr>
                             </w:pPr>
+                            <w:r>
+                              <w:rPr>
+                                <w:sz w:val="18"/>
+                                <w:szCs w:val="18"/>
+                                <w:lang w:val="en-US"/>
+                              </w:rPr>
+                              <w:t>Done</w:t>
+                            </w:r>
                           </w:p>
                         </w:tc>
                       </w:tr>
@@ -10189,41 +9708,13 @@
                               </w:rPr>
                               <w:t xml:space="preserve"> </w:t>
                             </w:r>
-                            <w:proofErr w:type="spellStart"/>
                             <w:r>
                               <w:rPr>
                                 <w:sz w:val="18"/>
                                 <w:szCs w:val="18"/>
                                 <w:lang w:eastAsia="en-IN"/>
                               </w:rPr>
-                              <w:t>getAll</w:t>
-                            </w:r>
-                            <w:proofErr w:type="spellEnd"/>
-                            <w:r>
-                              <w:rPr>
-                                <w:sz w:val="18"/>
-                                <w:szCs w:val="18"/>
-                                <w:lang w:eastAsia="en-IN"/>
-                              </w:rPr>
-                              <w:t>/</w:t>
-                            </w:r>
-                            <w:proofErr w:type="spellStart"/>
-                            <w:r>
-                              <w:rPr>
-                                <w:sz w:val="18"/>
-                                <w:szCs w:val="18"/>
-                                <w:lang w:eastAsia="en-IN"/>
-                              </w:rPr>
-                              <w:t>studentRecord</w:t>
-                            </w:r>
-                            <w:proofErr w:type="spellEnd"/>
-                            <w:r>
-                              <w:rPr>
-                                <w:sz w:val="18"/>
-                                <w:szCs w:val="18"/>
-                                <w:lang w:eastAsia="en-IN"/>
-                              </w:rPr>
-                              <w:t>/:id</w:t>
+                              <w:t>submitAssessment</w:t>
                             </w:r>
                           </w:p>
                         </w:tc>
@@ -10245,7 +9736,15 @@
                                 <w:szCs w:val="18"/>
                                 <w:lang w:val="en-US"/>
                               </w:rPr>
-                              <w:t>Fetch Student’s record</w:t>
+                              <w:t xml:space="preserve">Submit </w:t>
+                            </w:r>
+                            <w:r>
+                              <w:rPr>
+                                <w:sz w:val="18"/>
+                                <w:szCs w:val="18"/>
+                                <w:lang w:val="en-US"/>
+                              </w:rPr>
+                              <w:t>Assessment</w:t>
                             </w:r>
                           </w:p>
                         </w:tc>
@@ -10261,6 +9760,14 @@
                                 <w:lang w:val="en-US"/>
                               </w:rPr>
                             </w:pPr>
+                            <w:r>
+                              <w:rPr>
+                                <w:sz w:val="18"/>
+                                <w:szCs w:val="18"/>
+                                <w:lang w:val="en-US"/>
+                              </w:rPr>
+                              <w:t>SideBody.jsx</w:t>
+                            </w:r>
                           </w:p>
                         </w:tc>
                         <w:tc>
@@ -10275,6 +9782,14 @@
                                 <w:lang w:val="en-US"/>
                               </w:rPr>
                             </w:pPr>
+                            <w:r>
+                              <w:rPr>
+                                <w:sz w:val="18"/>
+                                <w:szCs w:val="18"/>
+                                <w:lang w:val="en-US"/>
+                              </w:rPr>
+                              <w:t>Done</w:t>
+                            </w:r>
                           </w:p>
                         </w:tc>
                       </w:tr>
@@ -10305,6 +9820,116 @@
                           </w:tcPr>
                           <w:p>
                             <w:pPr>
+                              <w:rPr>
+                                <w:color w:val="D4D4D4"/>
+                                <w:sz w:val="18"/>
+                                <w:szCs w:val="18"/>
+                                <w:lang w:eastAsia="en-IN"/>
+                              </w:rPr>
+                            </w:pPr>
+                            <w:r>
+                              <w:rPr>
+                                <w:sz w:val="18"/>
+                                <w:szCs w:val="18"/>
+                                <w:lang w:eastAsia="en-IN"/>
+                              </w:rPr>
+                              <w:t>Submission/</w:t>
+                            </w:r>
+                            <w:r>
+                              <w:rPr>
+                                <w:sz w:val="18"/>
+                                <w:szCs w:val="18"/>
+                              </w:rPr>
+                              <w:t xml:space="preserve"> </w:t>
+                            </w:r>
+                            <w:r>
+                              <w:rPr>
+                                <w:sz w:val="18"/>
+                                <w:szCs w:val="18"/>
+                                <w:lang w:eastAsia="en-IN"/>
+                              </w:rPr>
+                              <w:t>/getAll/studentAssessmentStatus/:id</w:t>
+                            </w:r>
+                          </w:p>
+                        </w:tc>
+                        <w:tc>
+                          <w:tcPr>
+                            <w:tcW w:w="3118" w:type="dxa"/>
+                          </w:tcPr>
+                          <w:p>
+                            <w:pPr>
+                              <w:rPr>
+                                <w:sz w:val="18"/>
+                                <w:szCs w:val="18"/>
+                                <w:lang w:val="en-US"/>
+                              </w:rPr>
+                            </w:pPr>
+                            <w:r>
+                              <w:rPr>
+                                <w:sz w:val="18"/>
+                                <w:szCs w:val="18"/>
+                                <w:lang w:val="en-US"/>
+                              </w:rPr>
+                              <w:t>Student Assessment status</w:t>
+                            </w:r>
+                          </w:p>
+                        </w:tc>
+                        <w:tc>
+                          <w:tcPr>
+                            <w:tcW w:w="2977" w:type="dxa"/>
+                          </w:tcPr>
+                          <w:p>
+                            <w:pPr>
+                              <w:rPr>
+                                <w:sz w:val="18"/>
+                                <w:szCs w:val="18"/>
+                                <w:lang w:val="en-US"/>
+                              </w:rPr>
+                            </w:pPr>
+                          </w:p>
+                        </w:tc>
+                        <w:tc>
+                          <w:tcPr>
+                            <w:tcW w:w="752" w:type="dxa"/>
+                          </w:tcPr>
+                          <w:p>
+                            <w:pPr>
+                              <w:rPr>
+                                <w:sz w:val="18"/>
+                                <w:szCs w:val="18"/>
+                                <w:lang w:val="en-US"/>
+                              </w:rPr>
+                            </w:pPr>
+                          </w:p>
+                        </w:tc>
+                      </w:tr>
+                      <w:tr>
+                        <w:tc>
+                          <w:tcPr>
+                            <w:tcW w:w="555" w:type="dxa"/>
+                          </w:tcPr>
+                          <w:p>
+                            <w:pPr>
+                              <w:pStyle w:val="ListParagraph"/>
+                              <w:numPr>
+                                <w:ilvl w:val="0"/>
+                                <w:numId w:val="3"/>
+                              </w:numPr>
+                              <w:jc w:val="both"/>
+                              <w:rPr>
+                                <w:sz w:val="18"/>
+                                <w:szCs w:val="18"/>
+                                <w:lang w:val="en-US"/>
+                              </w:rPr>
+                            </w:pPr>
+                          </w:p>
+                        </w:tc>
+                        <w:tc>
+                          <w:tcPr>
+                            <w:tcW w:w="3381" w:type="dxa"/>
+                          </w:tcPr>
+                          <w:p>
+                            <w:pPr>
                               <w:pStyle w:val="NoSpacing"/>
                               <w:rPr>
                                 <w:color w:val="D4D4D4"/>
@@ -10321,41 +9946,116 @@
                               </w:rPr>
                               <w:t>submission/</w:t>
                             </w:r>
-                            <w:proofErr w:type="spellStart"/>
+                            <w:r>
+                              <w:rPr>
+                                <w:sz w:val="18"/>
+                                <w:szCs w:val="18"/>
+                              </w:rPr>
+                              <w:t xml:space="preserve"> </w:t>
+                            </w:r>
                             <w:r>
                               <w:rPr>
                                 <w:sz w:val="18"/>
                                 <w:szCs w:val="18"/>
                                 <w:lang w:eastAsia="en-IN"/>
                               </w:rPr>
-                              <w:t>getAll</w:t>
-                            </w:r>
-                            <w:proofErr w:type="spellEnd"/>
-                            <w:r>
-                              <w:rPr>
+                              <w:t>getAll/studentRecord/:id</w:t>
+                            </w:r>
+                          </w:p>
+                        </w:tc>
+                        <w:tc>
+                          <w:tcPr>
+                            <w:tcW w:w="3118" w:type="dxa"/>
+                          </w:tcPr>
+                          <w:p>
+                            <w:pPr>
+                              <w:rPr>
+                                <w:sz w:val="18"/>
+                                <w:szCs w:val="18"/>
+                                <w:lang w:val="en-US"/>
+                              </w:rPr>
+                            </w:pPr>
+                            <w:r>
+                              <w:rPr>
+                                <w:sz w:val="18"/>
+                                <w:szCs w:val="18"/>
+                                <w:lang w:val="en-US"/>
+                              </w:rPr>
+                              <w:t>Fetch Student’s record</w:t>
+                            </w:r>
+                          </w:p>
+                        </w:tc>
+                        <w:tc>
+                          <w:tcPr>
+                            <w:tcW w:w="2977" w:type="dxa"/>
+                          </w:tcPr>
+                          <w:p>
+                            <w:pPr>
+                              <w:rPr>
+                                <w:sz w:val="18"/>
+                                <w:szCs w:val="18"/>
+                                <w:lang w:val="en-US"/>
+                              </w:rPr>
+                            </w:pPr>
+                          </w:p>
+                        </w:tc>
+                        <w:tc>
+                          <w:tcPr>
+                            <w:tcW w:w="752" w:type="dxa"/>
+                          </w:tcPr>
+                          <w:p>
+                            <w:pPr>
+                              <w:rPr>
+                                <w:sz w:val="18"/>
+                                <w:szCs w:val="18"/>
+                                <w:lang w:val="en-US"/>
+                              </w:rPr>
+                            </w:pPr>
+                          </w:p>
+                        </w:tc>
+                      </w:tr>
+                      <w:tr>
+                        <w:tc>
+                          <w:tcPr>
+                            <w:tcW w:w="555" w:type="dxa"/>
+                          </w:tcPr>
+                          <w:p>
+                            <w:pPr>
+                              <w:pStyle w:val="ListParagraph"/>
+                              <w:numPr>
+                                <w:ilvl w:val="0"/>
+                                <w:numId w:val="3"/>
+                              </w:numPr>
+                              <w:jc w:val="both"/>
+                              <w:rPr>
+                                <w:sz w:val="18"/>
+                                <w:szCs w:val="18"/>
+                                <w:lang w:val="en-US"/>
+                              </w:rPr>
+                            </w:pPr>
+                          </w:p>
+                        </w:tc>
+                        <w:tc>
+                          <w:tcPr>
+                            <w:tcW w:w="3381" w:type="dxa"/>
+                          </w:tcPr>
+                          <w:p>
+                            <w:pPr>
+                              <w:pStyle w:val="NoSpacing"/>
+                              <w:rPr>
+                                <w:color w:val="D4D4D4"/>
                                 <w:sz w:val="18"/>
                                 <w:szCs w:val="18"/>
                                 <w:lang w:eastAsia="en-IN"/>
                               </w:rPr>
-                              <w:t>/</w:t>
-                            </w:r>
-                            <w:proofErr w:type="spellStart"/>
+                            </w:pPr>
                             <w:r>
                               <w:rPr>
                                 <w:sz w:val="18"/>
                                 <w:szCs w:val="18"/>
                                 <w:lang w:eastAsia="en-IN"/>
                               </w:rPr>
-                              <w:t>assessmentRecord</w:t>
-                            </w:r>
-                            <w:proofErr w:type="spellEnd"/>
-                            <w:r>
-                              <w:rPr>
-                                <w:sz w:val="18"/>
-                                <w:szCs w:val="18"/>
-                                <w:lang w:eastAsia="en-IN"/>
-                              </w:rPr>
-                              <w:t>/:id</w:t>
+                              <w:t>submission/getAll/assessmentRecord/:id</w:t>
                             </w:r>
                           </w:p>
                         </w:tc>
@@ -11067,7 +10767,6 @@
           <w:szCs w:val="36"/>
           <w:lang w:val="en-US"/>
         </w:rPr>
-        <w:lastRenderedPageBreak/>
         <w:br/>
       </w:r>
     </w:p>
@@ -11560,30 +11259,14 @@
               <w:rPr>
                 <w:lang w:val="en-US"/>
               </w:rPr>
-              <w:t xml:space="preserve">Assessment </w:t>
+              <w:t xml:space="preserve">Assessment ViewDetails – Answer is not </w:t>
             </w:r>
-            <w:proofErr w:type="spellStart"/>
             <w:r>
               <w:rPr>
                 <w:lang w:val="en-US"/>
               </w:rPr>
-              <w:t>ViewDetails</w:t>
+              <w:t>font</w:t>
             </w:r>
-            <w:proofErr w:type="spellEnd"/>
-            <w:r>
-              <w:rPr>
-                <w:lang w:val="en-US"/>
-              </w:rPr>
-              <w:t xml:space="preserve"> – Answer is not </w:t>
-            </w:r>
-            <w:proofErr w:type="spellStart"/>
-            <w:r>
-              <w:rPr>
-                <w:lang w:val="en-US"/>
-              </w:rPr>
-              <w:t>fornated</w:t>
-            </w:r>
-            <w:proofErr w:type="spellEnd"/>
           </w:p>
         </w:tc>
         <w:tc>
@@ -11596,6 +11279,12 @@
                 <w:lang w:val="en-US"/>
               </w:rPr>
             </w:pPr>
+            <w:r>
+              <w:rPr>
+                <w:lang w:val="en-US"/>
+              </w:rPr>
+              <w:t>Done</w:t>
+            </w:r>
           </w:p>
         </w:tc>
       </w:tr>
